--- a/prototype/docs/底座平台PRD.docx
+++ b/prototype/docs/底座平台PRD.docx
@@ -12,7 +12,7 @@
     </w:p>
     <w:p>
       <w:r>
-        <w:t xml:space="preserve">文档版本：V1.0（项目中心 + 模型中心）</w:t>
+        <w:t xml:space="preserve">文档版本：V1.2（项目中心 + 模型中心 + 设备/空间/文档/编码中心）</w:t>
       </w:r>
     </w:p>
     <w:p>
@@ -22,12 +22,22 @@
     </w:p>
     <w:p>
       <w:r>
-        <w:t xml:space="preserve">适用范围：底座平台各中心模块；本文档首期覆盖项目中心、模型中心。</w:t>
-      </w:r>
-    </w:p>
-    <w:p>
-      <w:r>
-        <w:t xml:space="preserve">说明：字段与 Mock 数据以 foundation-platform-data.js 为准；弹窗表单字段以产品设计稿为准。</w:t>
+        <w:t xml:space="preserve">适用范围：底座平台各中心模块；本文档覆盖项目中心、模型中心、设备中心、空间中心、文档中心、编码中心。</w:t>
+      </w:r>
+    </w:p>
+    <w:p>
+      <w:r>
+        <w:t xml:space="preserve">说明：筛选条件严格按产品设计稿列示，不得增减字段；弹窗表单字段以例图为准。</w:t>
+      </w:r>
+    </w:p>
+    <w:p>
+      <w:r>
+        <w:t xml:space="preserve">V1.1：项目中心/模型中心行操作弹窗与全景子页。</w:t>
+      </w:r>
+    </w:p>
+    <w:p>
+      <w:r>
+        <w:t xml:space="preserve">V1.2：补充设备中心、空间中心、文档中心、编码中心模块数据与交互。</w:t>
       </w:r>
     </w:p>
     <w:p>
@@ -341,7 +351,7 @@
           </w:tcPr>
           <w:p>
             <w:r>
-              <w:t xml:space="preserve">deviceCenter（后续文档）</w:t>
+              <w:t xml:space="preserve">deviceCenter</w:t>
             </w:r>
           </w:p>
         </w:tc>
@@ -373,7 +383,71 @@
           </w:tcPr>
           <w:p>
             <w:r>
-              <w:t xml:space="preserve">spaceCenter（后续文档）</w:t>
+              <w:t xml:space="preserve">spaceCenter</w:t>
+            </w:r>
+          </w:p>
+        </w:tc>
+      </w:tr>
+      <w:tr>
+        <w:tc>
+          <w:tcPr>
+            <w:tcW w:w="2400" w:type="dxa"/>
+          </w:tcPr>
+          <w:p>
+            <w:r>
+              <w:t xml:space="preserve">document-center</w:t>
+            </w:r>
+          </w:p>
+        </w:tc>
+        <w:tc>
+          <w:tcPr>
+            <w:tcW w:w="2400" w:type="dxa"/>
+          </w:tcPr>
+          <w:p>
+            <w:r>
+              <w:t xml:space="preserve">document</w:t>
+            </w:r>
+          </w:p>
+        </w:tc>
+        <w:tc>
+          <w:tcPr>
+            <w:tcW w:w="2400" w:type="dxa"/>
+          </w:tcPr>
+          <w:p>
+            <w:r>
+              <w:t xml:space="preserve">documentCenter</w:t>
+            </w:r>
+          </w:p>
+        </w:tc>
+      </w:tr>
+      <w:tr>
+        <w:tc>
+          <w:tcPr>
+            <w:tcW w:w="2400" w:type="dxa"/>
+          </w:tcPr>
+          <w:p>
+            <w:r>
+              <w:t xml:space="preserve">coding-center</w:t>
+            </w:r>
+          </w:p>
+        </w:tc>
+        <w:tc>
+          <w:tcPr>
+            <w:tcW w:w="2400" w:type="dxa"/>
+          </w:tcPr>
+          <w:p>
+            <w:r>
+              <w:t xml:space="preserve">coding-list</w:t>
+            </w:r>
+          </w:p>
+        </w:tc>
+        <w:tc>
+          <w:tcPr>
+            <w:tcW w:w="2400" w:type="dxa"/>
+          </w:tcPr>
+          <w:p>
+            <w:r>
+              <w:t xml:space="preserve">codingCenter</w:t>
             </w:r>
           </w:p>
         </w:tc>
@@ -3220,7 +3294,7 @@
         <w:pStyle w:val="Heading2"/>
       </w:pPr>
       <w:r>
-        <w:t xml:space="preserve">4. 附录 — Mock 数据</w:t>
+        <w:t xml:space="preserve">6. 设备中心</w:t>
       </w:r>
     </w:p>
     <w:p>
@@ -3228,7 +3302,20 @@
         <w:pStyle w:val="Heading3"/>
       </w:pPr>
       <w:r>
-        <w:t xml:space="preserve">4.1 项目中心 rows（节选）</w:t>
+        <w:t xml:space="preserve">6.1 入口与页面结构</w:t>
+      </w:r>
+    </w:p>
+    <w:p>
+      <w:r>
+        <w:t xml:space="preserve">菜单：设备中心（path=device-center）；页面类型 kpi-list；数据 FP_PAGE_DATA.deviceCenter。</w:t>
+      </w:r>
+    </w:p>
+    <w:p>
+      <w:pPr>
+        <w:pStyle w:val="Heading3"/>
+      </w:pPr>
+      <w:r>
+        <w:t xml:space="preserve">6.2 顶部 KPI</w:t>
       </w:r>
     </w:p>
     <w:tbl>
@@ -3246,9 +3333,6 @@
       <w:tblGrid>
         <w:gridCol w:w="2400"/>
         <w:gridCol w:w="2400"/>
-        <w:gridCol w:w="2400"/>
-        <w:gridCol w:w="2400"/>
-        <w:gridCol w:w="2400"/>
       </w:tblGrid>
       <w:tr>
         <w:tc>
@@ -3260,215 +3344,86 @@
               <w:rPr>
                 <w:b/>
               </w:rPr>
-              <w:t xml:space="preserve">项目名称</w:t>
-            </w:r>
-          </w:p>
-        </w:tc>
-        <w:tc>
-          <w:tcPr>
-            <w:tcW w:w="2400" w:type="dxa"/>
-          </w:tcPr>
-          <w:p>
-            <w:r>
-              <w:rPr>
-                <w:b/>
-              </w:rPr>
-              <w:t xml:space="preserve">类型</w:t>
-            </w:r>
-          </w:p>
-        </w:tc>
-        <w:tc>
-          <w:tcPr>
-            <w:tcW w:w="2400" w:type="dxa"/>
-          </w:tcPr>
-          <w:p>
-            <w:r>
-              <w:rPr>
-                <w:b/>
-              </w:rPr>
-              <w:t xml:space="preserve">面积</w:t>
-            </w:r>
-          </w:p>
-        </w:tc>
-        <w:tc>
-          <w:tcPr>
-            <w:tcW w:w="2400" w:type="dxa"/>
-          </w:tcPr>
-          <w:p>
-            <w:r>
-              <w:rPr>
-                <w:b/>
-              </w:rPr>
-              <w:t xml:space="preserve">编码</w:t>
-            </w:r>
-          </w:p>
-        </w:tc>
-        <w:tc>
-          <w:tcPr>
-            <w:tcW w:w="2400" w:type="dxa"/>
-          </w:tcPr>
-          <w:p>
-            <w:r>
-              <w:rPr>
-                <w:b/>
-              </w:rPr>
-              <w:t xml:space="preserve">全景</w:t>
-            </w:r>
-          </w:p>
-        </w:tc>
-      </w:tr>
-      <w:tr>
-        <w:tc>
-          <w:tcPr>
-            <w:tcW w:w="2400" w:type="dxa"/>
-          </w:tcPr>
-          <w:p>
-            <w:r>
-              <w:t xml:space="preserve">浦东惠南养护院项目</w:t>
-            </w:r>
-          </w:p>
-        </w:tc>
-        <w:tc>
-          <w:tcPr>
-            <w:tcW w:w="2400" w:type="dxa"/>
-          </w:tcPr>
-          <w:p>
-            <w:r>
-              <w:t xml:space="preserve">公共建筑</w:t>
-            </w:r>
-          </w:p>
-        </w:tc>
-        <w:tc>
-          <w:tcPr>
-            <w:tcW w:w="2400" w:type="dxa"/>
-          </w:tcPr>
-          <w:p>
-            <w:r>
-              <w:t xml:space="preserve">32140</w:t>
-            </w:r>
-          </w:p>
-        </w:tc>
-        <w:tc>
-          <w:tcPr>
-            <w:tcW w:w="2400" w:type="dxa"/>
-          </w:tcPr>
-          <w:p>
-            <w:r>
-              <w:t xml:space="preserve">HNYHY</w:t>
-            </w:r>
-          </w:p>
-        </w:tc>
-        <w:tc>
-          <w:tcPr>
-            <w:tcW w:w="2400" w:type="dxa"/>
-          </w:tcPr>
-          <w:p>
-            <w:r>
-              <w:t xml:space="preserve">5195/否</w:t>
-            </w:r>
-          </w:p>
-        </w:tc>
-      </w:tr>
-      <w:tr>
-        <w:tc>
-          <w:tcPr>
-            <w:tcW w:w="2400" w:type="dxa"/>
-          </w:tcPr>
-          <w:p>
-            <w:r>
-              <w:t xml:space="preserve">黄浦区机关办公大楼</w:t>
-            </w:r>
-          </w:p>
-        </w:tc>
-        <w:tc>
-          <w:tcPr>
-            <w:tcW w:w="2400" w:type="dxa"/>
-          </w:tcPr>
-          <w:p>
-            <w:r>
-              <w:t xml:space="preserve">公共建筑</w:t>
-            </w:r>
-          </w:p>
-        </w:tc>
-        <w:tc>
-          <w:tcPr>
-            <w:tcW w:w="2400" w:type="dxa"/>
-          </w:tcPr>
-          <w:p>
-            <w:r>
-              <w:t xml:space="preserve">28500</w:t>
-            </w:r>
-          </w:p>
-        </w:tc>
-        <w:tc>
-          <w:tcPr>
-            <w:tcW w:w="2400" w:type="dxa"/>
-          </w:tcPr>
-          <w:p>
-            <w:r>
-              <w:t xml:space="preserve">HBLIC</w:t>
-            </w:r>
-          </w:p>
-        </w:tc>
-        <w:tc>
-          <w:tcPr>
-            <w:tcW w:w="2400" w:type="dxa"/>
-          </w:tcPr>
-          <w:p>
-            <w:r>
-              <w:t xml:space="preserve">2108/是</w:t>
-            </w:r>
-          </w:p>
-        </w:tc>
-      </w:tr>
-      <w:tr>
-        <w:tc>
-          <w:tcPr>
-            <w:tcW w:w="2400" w:type="dxa"/>
-          </w:tcPr>
-          <w:p>
-            <w:r>
-              <w:t xml:space="preserve">上海生物芯片智慧园区</w:t>
-            </w:r>
-          </w:p>
-        </w:tc>
-        <w:tc>
-          <w:tcPr>
-            <w:tcW w:w="2400" w:type="dxa"/>
-          </w:tcPr>
-          <w:p>
-            <w:r>
-              <w:t xml:space="preserve">园区</w:t>
-            </w:r>
-          </w:p>
-        </w:tc>
-        <w:tc>
-          <w:tcPr>
-            <w:tcW w:w="2400" w:type="dxa"/>
-          </w:tcPr>
-          <w:p>
-            <w:r>
-              <w:t xml:space="preserve">85600</w:t>
-            </w:r>
-          </w:p>
-        </w:tc>
-        <w:tc>
-          <w:tcPr>
-            <w:tcW w:w="2400" w:type="dxa"/>
-          </w:tcPr>
-          <w:p>
-            <w:r>
-              <w:t xml:space="preserve">SWXP</w:t>
-            </w:r>
-          </w:p>
-        </w:tc>
-        <w:tc>
-          <w:tcPr>
-            <w:tcW w:w="2400" w:type="dxa"/>
-          </w:tcPr>
-          <w:p>
-            <w:r>
-              <w:t xml:space="preserve">3201/是</w:t>
+              <w:t xml:space="preserve">标签</w:t>
+            </w:r>
+          </w:p>
+        </w:tc>
+        <w:tc>
+          <w:tcPr>
+            <w:tcW w:w="2400" w:type="dxa"/>
+          </w:tcPr>
+          <w:p>
+            <w:r>
+              <w:rPr>
+                <w:b/>
+              </w:rPr>
+              <w:t xml:space="preserve">Mock 值</w:t>
+            </w:r>
+          </w:p>
+        </w:tc>
+      </w:tr>
+      <w:tr>
+        <w:tc>
+          <w:tcPr>
+            <w:tcW w:w="2400" w:type="dxa"/>
+          </w:tcPr>
+          <w:p>
+            <w:r>
+              <w:t xml:space="preserve">单体总数 (个)</w:t>
+            </w:r>
+          </w:p>
+        </w:tc>
+        <w:tc>
+          <w:tcPr>
+            <w:tcW w:w="2400" w:type="dxa"/>
+          </w:tcPr>
+          <w:p>
+            <w:r>
+              <w:t xml:space="preserve">4</w:t>
+            </w:r>
+          </w:p>
+        </w:tc>
+      </w:tr>
+      <w:tr>
+        <w:tc>
+          <w:tcPr>
+            <w:tcW w:w="2400" w:type="dxa"/>
+          </w:tcPr>
+          <w:p>
+            <w:r>
+              <w:t xml:space="preserve">设备总数 (个)</w:t>
+            </w:r>
+          </w:p>
+        </w:tc>
+        <w:tc>
+          <w:tcPr>
+            <w:tcW w:w="2400" w:type="dxa"/>
+          </w:tcPr>
+          <w:p>
+            <w:r>
+              <w:t xml:space="preserve">2550</w:t>
+            </w:r>
+          </w:p>
+        </w:tc>
+      </w:tr>
+      <w:tr>
+        <w:tc>
+          <w:tcPr>
+            <w:tcW w:w="2400" w:type="dxa"/>
+          </w:tcPr>
+          <w:p>
+            <w:r>
+              <w:t xml:space="preserve">设备类型总数 (个)</w:t>
+            </w:r>
+          </w:p>
+        </w:tc>
+        <w:tc>
+          <w:tcPr>
+            <w:tcW w:w="2400" w:type="dxa"/>
+          </w:tcPr>
+          <w:p>
+            <w:r>
+              <w:t xml:space="preserve">15</w:t>
             </w:r>
           </w:p>
         </w:tc>
@@ -3479,20 +3434,12 @@
         <w:pStyle w:val="Heading3"/>
       </w:pPr>
       <w:r>
-        <w:t xml:space="preserve">4.2 模型中心 left.rows</w:t>
-      </w:r>
-    </w:p>
-    <w:p>
-      <w:r>
-        <w:t xml:space="preserve">东楼、西楼、地下室、场地 — 均属浦东惠南养护院项目，园区设施设备=否。</w:t>
-      </w:r>
-    </w:p>
-    <w:p>
-      <w:pPr>
-        <w:pStyle w:val="Heading3"/>
-      </w:pPr>
-      <w:r>
-        <w:t xml:space="preserve">4.3 模型中心 right.rows</w:t>
+        <w:t xml:space="preserve">6.3 筛选条件（严格按例图，共 3 项）</w:t>
+      </w:r>
+    </w:p>
+    <w:p>
+      <w:r>
+        <w:t xml:space="preserve">操作按钮：搜索（primary）、清空、展开 ▾。不得增减下列字段。</w:t>
       </w:r>
     </w:p>
     <w:tbl>
@@ -3511,6 +3458,8 @@
         <w:gridCol w:w="2400"/>
         <w:gridCol w:w="2400"/>
         <w:gridCol w:w="2400"/>
+        <w:gridCol w:w="2400"/>
+        <w:gridCol w:w="2400"/>
       </w:tblGrid>
       <w:tr>
         <w:tc>
@@ -3522,7 +3471,33 @@
               <w:rPr>
                 <w:b/>
               </w:rPr>
-              <w:t xml:space="preserve">模型名称</w:t>
+              <w:t xml:space="preserve">序号</w:t>
+            </w:r>
+          </w:p>
+        </w:tc>
+        <w:tc>
+          <w:tcPr>
+            <w:tcW w:w="2400" w:type="dxa"/>
+          </w:tcPr>
+          <w:p>
+            <w:r>
+              <w:rPr>
+                <w:b/>
+              </w:rPr>
+              <w:t xml:space="preserve">字段 key</w:t>
+            </w:r>
+          </w:p>
+        </w:tc>
+        <w:tc>
+          <w:tcPr>
+            <w:tcW w:w="2400" w:type="dxa"/>
+          </w:tcPr>
+          <w:p>
+            <w:r>
+              <w:rPr>
+                <w:b/>
+              </w:rPr>
+              <w:t xml:space="preserve">标签</w:t>
             </w:r>
           </w:p>
         </w:tc>
@@ -3548,103 +3523,163 @@
               <w:rPr>
                 <w:b/>
               </w:rPr>
-              <w:t xml:space="preserve">converted</w:t>
-            </w:r>
-          </w:p>
-        </w:tc>
-      </w:tr>
-      <w:tr>
-        <w:tc>
-          <w:tcPr>
-            <w:tcW w:w="2400" w:type="dxa"/>
-          </w:tcPr>
-          <w:p>
-            <w:r>
-              <w:t xml:space="preserve">惠南养护院东楼-土建-20250701.rvt</w:t>
-            </w:r>
-          </w:p>
-        </w:tc>
-        <w:tc>
-          <w:tcPr>
-            <w:tcW w:w="2400" w:type="dxa"/>
-          </w:tcPr>
-          <w:p>
-            <w:r>
-              <w:t xml:space="preserve">土建类型</w:t>
-            </w:r>
-          </w:p>
-        </w:tc>
-        <w:tc>
-          <w:tcPr>
-            <w:tcW w:w="2400" w:type="dxa"/>
-          </w:tcPr>
-          <w:p>
-            <w:r>
-              <w:t xml:space="preserve">是</w:t>
-            </w:r>
-          </w:p>
-        </w:tc>
-      </w:tr>
-      <w:tr>
-        <w:tc>
-          <w:tcPr>
-            <w:tcW w:w="2400" w:type="dxa"/>
-          </w:tcPr>
-          <w:p>
-            <w:r>
-              <w:t xml:space="preserve">惠南养护院东楼-机电-20250701.rvt</w:t>
-            </w:r>
-          </w:p>
-        </w:tc>
-        <w:tc>
-          <w:tcPr>
-            <w:tcW w:w="2400" w:type="dxa"/>
-          </w:tcPr>
-          <w:p>
-            <w:r>
-              <w:t xml:space="preserve">机电类型</w:t>
-            </w:r>
-          </w:p>
-        </w:tc>
-        <w:tc>
-          <w:tcPr>
-            <w:tcW w:w="2400" w:type="dxa"/>
-          </w:tcPr>
-          <w:p>
-            <w:r>
-              <w:t xml:space="preserve">否</w:t>
-            </w:r>
-          </w:p>
-        </w:tc>
-      </w:tr>
-      <w:tr>
-        <w:tc>
-          <w:tcPr>
-            <w:tcW w:w="2400" w:type="dxa"/>
-          </w:tcPr>
-          <w:p>
-            <w:r>
-              <w:t xml:space="preserve">惠南养护院地下室-土建-20250615.rvt</w:t>
-            </w:r>
-          </w:p>
-        </w:tc>
-        <w:tc>
-          <w:tcPr>
-            <w:tcW w:w="2400" w:type="dxa"/>
-          </w:tcPr>
-          <w:p>
-            <w:r>
-              <w:t xml:space="preserve">土建类型</w:t>
-            </w:r>
-          </w:p>
-        </w:tc>
-        <w:tc>
-          <w:tcPr>
-            <w:tcW w:w="2400" w:type="dxa"/>
-          </w:tcPr>
-          <w:p>
-            <w:r>
-              <w:t xml:space="preserve">是</w:t>
+              <w:t xml:space="preserve">占位符</w:t>
+            </w:r>
+          </w:p>
+        </w:tc>
+      </w:tr>
+      <w:tr>
+        <w:tc>
+          <w:tcPr>
+            <w:tcW w:w="2400" w:type="dxa"/>
+          </w:tcPr>
+          <w:p>
+            <w:r>
+              <w:t xml:space="preserve">1</w:t>
+            </w:r>
+          </w:p>
+        </w:tc>
+        <w:tc>
+          <w:tcPr>
+            <w:tcW w:w="2400" w:type="dxa"/>
+          </w:tcPr>
+          <w:p>
+            <w:r>
+              <w:t xml:space="preserve">unit</w:t>
+            </w:r>
+          </w:p>
+        </w:tc>
+        <w:tc>
+          <w:tcPr>
+            <w:tcW w:w="2400" w:type="dxa"/>
+          </w:tcPr>
+          <w:p>
+            <w:r>
+              <w:t xml:space="preserve">所属单体</w:t>
+            </w:r>
+          </w:p>
+        </w:tc>
+        <w:tc>
+          <w:tcPr>
+            <w:tcW w:w="2400" w:type="dxa"/>
+          </w:tcPr>
+          <w:p>
+            <w:r>
+              <w:t xml:space="preserve">select</w:t>
+            </w:r>
+          </w:p>
+        </w:tc>
+        <w:tc>
+          <w:tcPr>
+            <w:tcW w:w="2400" w:type="dxa"/>
+          </w:tcPr>
+          <w:p>
+            <w:r>
+              <w:t xml:space="preserve">请选择 所属单体</w:t>
+            </w:r>
+          </w:p>
+        </w:tc>
+      </w:tr>
+      <w:tr>
+        <w:tc>
+          <w:tcPr>
+            <w:tcW w:w="2400" w:type="dxa"/>
+          </w:tcPr>
+          <w:p>
+            <w:r>
+              <w:t xml:space="preserve">2</w:t>
+            </w:r>
+          </w:p>
+        </w:tc>
+        <w:tc>
+          <w:tcPr>
+            <w:tcW w:w="2400" w:type="dxa"/>
+          </w:tcPr>
+          <w:p>
+            <w:r>
+              <w:t xml:space="preserve">category</w:t>
+            </w:r>
+          </w:p>
+        </w:tc>
+        <w:tc>
+          <w:tcPr>
+            <w:tcW w:w="2400" w:type="dxa"/>
+          </w:tcPr>
+          <w:p>
+            <w:r>
+              <w:t xml:space="preserve">设备分类</w:t>
+            </w:r>
+          </w:p>
+        </w:tc>
+        <w:tc>
+          <w:tcPr>
+            <w:tcW w:w="2400" w:type="dxa"/>
+          </w:tcPr>
+          <w:p>
+            <w:r>
+              <w:t xml:space="preserve">select</w:t>
+            </w:r>
+          </w:p>
+        </w:tc>
+        <w:tc>
+          <w:tcPr>
+            <w:tcW w:w="2400" w:type="dxa"/>
+          </w:tcPr>
+          <w:p>
+            <w:r>
+              <w:t xml:space="preserve">请选择 设备分类</w:t>
+            </w:r>
+          </w:p>
+        </w:tc>
+      </w:tr>
+      <w:tr>
+        <w:tc>
+          <w:tcPr>
+            <w:tcW w:w="2400" w:type="dxa"/>
+          </w:tcPr>
+          <w:p>
+            <w:r>
+              <w:t xml:space="preserve">3</w:t>
+            </w:r>
+          </w:p>
+        </w:tc>
+        <w:tc>
+          <w:tcPr>
+            <w:tcW w:w="2400" w:type="dxa"/>
+          </w:tcPr>
+          <w:p>
+            <w:r>
+              <w:t xml:space="preserve">model</w:t>
+            </w:r>
+          </w:p>
+        </w:tc>
+        <w:tc>
+          <w:tcPr>
+            <w:tcW w:w="2400" w:type="dxa"/>
+          </w:tcPr>
+          <w:p>
+            <w:r>
+              <w:t xml:space="preserve">关联模型</w:t>
+            </w:r>
+          </w:p>
+        </w:tc>
+        <w:tc>
+          <w:tcPr>
+            <w:tcW w:w="2400" w:type="dxa"/>
+          </w:tcPr>
+          <w:p>
+            <w:r>
+              <w:t xml:space="preserve">select</w:t>
+            </w:r>
+          </w:p>
+        </w:tc>
+        <w:tc>
+          <w:tcPr>
+            <w:tcW w:w="2400" w:type="dxa"/>
+          </w:tcPr>
+          <w:p>
+            <w:r>
+              <w:t xml:space="preserve">请选择 关联模型</w:t>
             </w:r>
           </w:p>
         </w:tc>
@@ -3652,10 +3687,10 @@
     </w:tbl>
     <w:p>
       <w:pPr>
-        <w:pStyle w:val="Heading2"/>
-      </w:pPr>
-      <w:r>
-        <w:t xml:space="preserve">5. 原型实现说明</w:t>
+        <w:pStyle w:val="Heading3"/>
+      </w:pPr>
+      <w:r>
+        <w:t xml:space="preserve">6.4 工具栏</w:t>
       </w:r>
     </w:p>
     <w:tbl>
@@ -3673,6 +3708,7 @@
       <w:tblGrid>
         <w:gridCol w:w="2400"/>
         <w:gridCol w:w="2400"/>
+        <w:gridCol w:w="2400"/>
       </w:tblGrid>
       <w:tr>
         <w:tc>
@@ -3684,6 +3720,4747 @@
               <w:rPr>
                 <w:b/>
               </w:rPr>
+              <w:t xml:space="preserve">按钮</w:t>
+            </w:r>
+          </w:p>
+        </w:tc>
+        <w:tc>
+          <w:tcPr>
+            <w:tcW w:w="2400" w:type="dxa"/>
+          </w:tcPr>
+          <w:p>
+            <w:r>
+              <w:rPr>
+                <w:b/>
+              </w:rPr>
+              <w:t xml:space="preserve">样式</w:t>
+            </w:r>
+          </w:p>
+        </w:tc>
+        <w:tc>
+          <w:tcPr>
+            <w:tcW w:w="2400" w:type="dxa"/>
+          </w:tcPr>
+          <w:p>
+            <w:r>
+              <w:rPr>
+                <w:b/>
+              </w:rPr>
+              <w:t xml:space="preserve">交互</w:t>
+            </w:r>
+          </w:p>
+        </w:tc>
+      </w:tr>
+      <w:tr>
+        <w:tc>
+          <w:tcPr>
+            <w:tcW w:w="2400" w:type="dxa"/>
+          </w:tcPr>
+          <w:p>
+            <w:r>
+              <w:t xml:space="preserve">+ 新增</w:t>
+            </w:r>
+          </w:p>
+        </w:tc>
+        <w:tc>
+          <w:tcPr>
+            <w:tcW w:w="2400" w:type="dxa"/>
+          </w:tcPr>
+          <w:p>
+            <w:r>
+              <w:t xml:space="preserve">primary</w:t>
+            </w:r>
+          </w:p>
+        </w:tc>
+        <w:tc>
+          <w:tcPr>
+            <w:tcW w:w="2400" w:type="dxa"/>
+          </w:tcPr>
+          <w:p>
+            <w:r>
+              <w:t xml:space="preserve">打开「新增」弹窗</w:t>
+            </w:r>
+          </w:p>
+        </w:tc>
+      </w:tr>
+      <w:tr>
+        <w:tc>
+          <w:tcPr>
+            <w:tcW w:w="2400" w:type="dxa"/>
+          </w:tcPr>
+          <w:p>
+            <w:r>
+              <w:t xml:space="preserve">删除</w:t>
+            </w:r>
+          </w:p>
+        </w:tc>
+        <w:tc>
+          <w:tcPr>
+            <w:tcW w:w="2400" w:type="dxa"/>
+          </w:tcPr>
+          <w:p>
+            <w:r>
+              <w:t xml:space="preserve">danger</w:t>
+            </w:r>
+          </w:p>
+        </w:tc>
+        <w:tc>
+          <w:tcPr>
+            <w:tcW w:w="2400" w:type="dxa"/>
+          </w:tcPr>
+          <w:p>
+            <w:r>
+              <w:t xml:space="preserve">批量/行删除（确认弹窗）</w:t>
+            </w:r>
+          </w:p>
+        </w:tc>
+      </w:tr>
+      <w:tr>
+        <w:tc>
+          <w:tcPr>
+            <w:tcW w:w="2400" w:type="dxa"/>
+          </w:tcPr>
+          <w:p>
+            <w:r>
+              <w:t xml:space="preserve">导出</w:t>
+            </w:r>
+          </w:p>
+        </w:tc>
+        <w:tc>
+          <w:tcPr>
+            <w:tcW w:w="2400" w:type="dxa"/>
+          </w:tcPr>
+          <w:p>
+            <w:r>
+              <w:t xml:space="preserve">warn</w:t>
+            </w:r>
+          </w:p>
+        </w:tc>
+        <w:tc>
+          <w:tcPr>
+            <w:tcW w:w="2400" w:type="dxa"/>
+          </w:tcPr>
+          <w:p>
+            <w:r>
+              <w:t xml:space="preserve">导出设备列表</w:t>
+            </w:r>
+          </w:p>
+        </w:tc>
+      </w:tr>
+    </w:tbl>
+    <w:p>
+      <w:pPr>
+        <w:pStyle w:val="Heading3"/>
+      </w:pPr>
+      <w:r>
+        <w:t xml:space="preserve">6.5 列表字段</w:t>
+      </w:r>
+    </w:p>
+    <w:tbl>
+      <w:tblPr>
+        <w:tblW w:w="0" w:type="auto"/>
+        <w:tblBorders>
+          <w:top w:val="single" w:sz="4" w:space="0" w:color="auto"/>
+          <w:left w:val="single" w:sz="4" w:space="0" w:color="auto"/>
+          <w:bottom w:val="single" w:sz="4" w:space="0" w:color="auto"/>
+          <w:right w:val="single" w:sz="4" w:space="0" w:color="auto"/>
+          <w:insideH w:val="single" w:sz="4" w:space="0" w:color="auto"/>
+          <w:insideV w:val="single" w:sz="4" w:space="0" w:color="auto"/>
+        </w:tblBorders>
+      </w:tblPr>
+      <w:tblGrid>
+        <w:gridCol w:w="2400"/>
+        <w:gridCol w:w="2400"/>
+      </w:tblGrid>
+      <w:tr>
+        <w:tc>
+          <w:tcPr>
+            <w:tcW w:w="2400" w:type="dxa"/>
+          </w:tcPr>
+          <w:p>
+            <w:r>
+              <w:rPr>
+                <w:b/>
+              </w:rPr>
+              <w:t xml:space="preserve">列 key</w:t>
+            </w:r>
+          </w:p>
+        </w:tc>
+        <w:tc>
+          <w:tcPr>
+            <w:tcW w:w="2400" w:type="dxa"/>
+          </w:tcPr>
+          <w:p>
+            <w:r>
+              <w:rPr>
+                <w:b/>
+              </w:rPr>
+              <w:t xml:space="preserve">列名</w:t>
+            </w:r>
+          </w:p>
+        </w:tc>
+      </w:tr>
+      <w:tr>
+        <w:tc>
+          <w:tcPr>
+            <w:tcW w:w="2400" w:type="dxa"/>
+          </w:tcPr>
+          <w:p>
+            <w:r>
+              <w:t xml:space="preserve">unitName</w:t>
+            </w:r>
+          </w:p>
+        </w:tc>
+        <w:tc>
+          <w:tcPr>
+            <w:tcW w:w="2400" w:type="dxa"/>
+          </w:tcPr>
+          <w:p>
+            <w:r>
+              <w:t xml:space="preserve">单体名称</w:t>
+            </w:r>
+          </w:p>
+        </w:tc>
+      </w:tr>
+      <w:tr>
+        <w:tc>
+          <w:tcPr>
+            <w:tcW w:w="2400" w:type="dxa"/>
+          </w:tcPr>
+          <w:p>
+            <w:r>
+              <w:t xml:space="preserve">unitCode</w:t>
+            </w:r>
+          </w:p>
+        </w:tc>
+        <w:tc>
+          <w:tcPr>
+            <w:tcW w:w="2400" w:type="dxa"/>
+          </w:tcPr>
+          <w:p>
+            <w:r>
+              <w:t xml:space="preserve">单体编码</w:t>
+            </w:r>
+          </w:p>
+        </w:tc>
+      </w:tr>
+      <w:tr>
+        <w:tc>
+          <w:tcPr>
+            <w:tcW w:w="2400" w:type="dxa"/>
+          </w:tcPr>
+          <w:p>
+            <w:r>
+              <w:t xml:space="preserve">location</w:t>
+            </w:r>
+          </w:p>
+        </w:tc>
+        <w:tc>
+          <w:tcPr>
+            <w:tcW w:w="2400" w:type="dxa"/>
+          </w:tcPr>
+          <w:p>
+            <w:r>
+              <w:t xml:space="preserve">安装位置</w:t>
+            </w:r>
+          </w:p>
+        </w:tc>
+      </w:tr>
+      <w:tr>
+        <w:tc>
+          <w:tcPr>
+            <w:tcW w:w="2400" w:type="dxa"/>
+          </w:tcPr>
+          <w:p>
+            <w:r>
+              <w:t xml:space="preserve">spaceCode</w:t>
+            </w:r>
+          </w:p>
+        </w:tc>
+        <w:tc>
+          <w:tcPr>
+            <w:tcW w:w="2400" w:type="dxa"/>
+          </w:tcPr>
+          <w:p>
+            <w:r>
+              <w:t xml:space="preserve">空间编码</w:t>
+            </w:r>
+          </w:p>
+        </w:tc>
+      </w:tr>
+      <w:tr>
+        <w:tc>
+          <w:tcPr>
+            <w:tcW w:w="2400" w:type="dxa"/>
+          </w:tcPr>
+          <w:p>
+            <w:r>
+              <w:t xml:space="preserve">spaceCategory</w:t>
+            </w:r>
+          </w:p>
+        </w:tc>
+        <w:tc>
+          <w:tcPr>
+            <w:tcW w:w="2400" w:type="dxa"/>
+          </w:tcPr>
+          <w:p>
+            <w:r>
+              <w:t xml:space="preserve">空间大类</w:t>
+            </w:r>
+          </w:p>
+        </w:tc>
+      </w:tr>
+      <w:tr>
+        <w:tc>
+          <w:tcPr>
+            <w:tcW w:w="2400" w:type="dxa"/>
+          </w:tcPr>
+          <w:p>
+            <w:r>
+              <w:t xml:space="preserve">linkedModel</w:t>
+            </w:r>
+          </w:p>
+        </w:tc>
+        <w:tc>
+          <w:tcPr>
+            <w:tcW w:w="2400" w:type="dxa"/>
+          </w:tcPr>
+          <w:p>
+            <w:r>
+              <w:t xml:space="preserve">关联模型</w:t>
+            </w:r>
+          </w:p>
+        </w:tc>
+      </w:tr>
+      <w:tr>
+        <w:tc>
+          <w:tcPr>
+            <w:tcW w:w="2400" w:type="dxa"/>
+          </w:tcPr>
+          <w:p>
+            <w:r>
+              <w:t xml:space="preserve">elementId</w:t>
+            </w:r>
+          </w:p>
+        </w:tc>
+        <w:tc>
+          <w:tcPr>
+            <w:tcW w:w="2400" w:type="dxa"/>
+          </w:tcPr>
+          <w:p>
+            <w:r>
+              <w:t xml:space="preserve">ElementID</w:t>
+            </w:r>
+          </w:p>
+        </w:tc>
+      </w:tr>
+      <w:tr>
+        <w:tc>
+          <w:tcPr>
+            <w:tcW w:w="2400" w:type="dxa"/>
+          </w:tcPr>
+          <w:p>
+            <w:r>
+              <w:t xml:space="preserve">deviceName</w:t>
+            </w:r>
+          </w:p>
+        </w:tc>
+        <w:tc>
+          <w:tcPr>
+            <w:tcW w:w="2400" w:type="dxa"/>
+          </w:tcPr>
+          <w:p>
+            <w:r>
+              <w:t xml:space="preserve">设备名称</w:t>
+            </w:r>
+          </w:p>
+        </w:tc>
+      </w:tr>
+      <w:tr>
+        <w:tc>
+          <w:tcPr>
+            <w:tcW w:w="2400" w:type="dxa"/>
+          </w:tcPr>
+          <w:p>
+            <w:r>
+              <w:t xml:space="preserve">status</w:t>
+            </w:r>
+          </w:p>
+        </w:tc>
+        <w:tc>
+          <w:tcPr>
+            <w:tcW w:w="2400" w:type="dxa"/>
+          </w:tcPr>
+          <w:p>
+            <w:r>
+              <w:t xml:space="preserve">设备状态</w:t>
+            </w:r>
+          </w:p>
+        </w:tc>
+      </w:tr>
+    </w:tbl>
+    <w:p>
+      <w:r>
+        <w:t xml:space="preserve">分页：共 2550 条；10 条/页。</w:t>
+      </w:r>
+    </w:p>
+    <w:p>
+      <w:pPr>
+        <w:pStyle w:val="Heading3"/>
+      </w:pPr>
+      <w:r>
+        <w:t xml:space="preserve">6.6 行操作</w:t>
+      </w:r>
+    </w:p>
+    <w:tbl>
+      <w:tblPr>
+        <w:tblW w:w="0" w:type="auto"/>
+        <w:tblBorders>
+          <w:top w:val="single" w:sz="4" w:space="0" w:color="auto"/>
+          <w:left w:val="single" w:sz="4" w:space="0" w:color="auto"/>
+          <w:bottom w:val="single" w:sz="4" w:space="0" w:color="auto"/>
+          <w:right w:val="single" w:sz="4" w:space="0" w:color="auto"/>
+          <w:insideH w:val="single" w:sz="4" w:space="0" w:color="auto"/>
+          <w:insideV w:val="single" w:sz="4" w:space="0" w:color="auto"/>
+        </w:tblBorders>
+      </w:tblPr>
+      <w:tblGrid>
+        <w:gridCol w:w="2400"/>
+        <w:gridCol w:w="2400"/>
+      </w:tblGrid>
+      <w:tr>
+        <w:tc>
+          <w:tcPr>
+            <w:tcW w:w="2400" w:type="dxa"/>
+          </w:tcPr>
+          <w:p>
+            <w:r>
+              <w:rPr>
+                <w:b/>
+              </w:rPr>
+              <w:t xml:space="preserve">操作</w:t>
+            </w:r>
+          </w:p>
+        </w:tc>
+        <w:tc>
+          <w:tcPr>
+            <w:tcW w:w="2400" w:type="dxa"/>
+          </w:tcPr>
+          <w:p>
+            <w:r>
+              <w:rPr>
+                <w:b/>
+              </w:rPr>
+              <w:t xml:space="preserve">交互</w:t>
+            </w:r>
+          </w:p>
+        </w:tc>
+      </w:tr>
+      <w:tr>
+        <w:tc>
+          <w:tcPr>
+            <w:tcW w:w="2400" w:type="dxa"/>
+          </w:tcPr>
+          <w:p>
+            <w:r>
+              <w:t xml:space="preserve">删除</w:t>
+            </w:r>
+          </w:p>
+        </w:tc>
+        <w:tc>
+          <w:tcPr>
+            <w:tcW w:w="2400" w:type="dxa"/>
+          </w:tcPr>
+          <w:p>
+            <w:r>
+              <w:t xml:space="preserve">确认弹窗「此操作将永久删除, 是否继续?」</w:t>
+            </w:r>
+          </w:p>
+        </w:tc>
+      </w:tr>
+      <w:tr>
+        <w:tc>
+          <w:tcPr>
+            <w:tcW w:w="2400" w:type="dxa"/>
+          </w:tcPr>
+          <w:p>
+            <w:r>
+              <w:t xml:space="preserve">查看</w:t>
+            </w:r>
+          </w:p>
+        </w:tc>
+        <w:tc>
+          <w:tcPr>
+            <w:tcW w:w="2400" w:type="dxa"/>
+          </w:tcPr>
+          <w:p>
+            <w:r>
+              <w:t xml:space="preserve">打开「设备属性」只读弹窗（ID_/LC_/FM_ 分组）</w:t>
+            </w:r>
+          </w:p>
+        </w:tc>
+      </w:tr>
+      <w:tr>
+        <w:tc>
+          <w:tcPr>
+            <w:tcW w:w="2400" w:type="dxa"/>
+          </w:tcPr>
+          <w:p>
+            <w:r>
+              <w:t xml:space="preserve">编辑</w:t>
+            </w:r>
+          </w:p>
+        </w:tc>
+        <w:tc>
+          <w:tcPr>
+            <w:tcW w:w="2400" w:type="dxa"/>
+          </w:tcPr>
+          <w:p>
+            <w:r>
+              <w:t xml:space="preserve">打开编辑弹窗（设备资产分类、LC_位置属性、ID_身份属性等）</w:t>
+            </w:r>
+          </w:p>
+        </w:tc>
+      </w:tr>
+      <w:tr>
+        <w:tc>
+          <w:tcPr>
+            <w:tcW w:w="2400" w:type="dxa"/>
+          </w:tcPr>
+          <w:p>
+            <w:r>
+              <w:t xml:space="preserve">链接关系</w:t>
+            </w:r>
+          </w:p>
+        </w:tc>
+        <w:tc>
+          <w:tcPr>
+            <w:tcW w:w="2400" w:type="dxa"/>
+          </w:tcPr>
+          <w:p>
+            <w:r>
+              <w:t xml:space="preserve">打开「链接文档」双栏弹窗（关联文档 / 文件列表树）</w:t>
+            </w:r>
+          </w:p>
+        </w:tc>
+      </w:tr>
+    </w:tbl>
+    <w:p>
+      <w:pPr>
+        <w:pStyle w:val="Heading3"/>
+      </w:pPr>
+      <w:r>
+        <w:t xml:space="preserve">6.7 弹窗 — 新增</w:t>
+      </w:r>
+    </w:p>
+    <w:tbl>
+      <w:tblPr>
+        <w:tblW w:w="0" w:type="auto"/>
+        <w:tblBorders>
+          <w:top w:val="single" w:sz="4" w:space="0" w:color="auto"/>
+          <w:left w:val="single" w:sz="4" w:space="0" w:color="auto"/>
+          <w:bottom w:val="single" w:sz="4" w:space="0" w:color="auto"/>
+          <w:right w:val="single" w:sz="4" w:space="0" w:color="auto"/>
+          <w:insideH w:val="single" w:sz="4" w:space="0" w:color="auto"/>
+          <w:insideV w:val="single" w:sz="4" w:space="0" w:color="auto"/>
+        </w:tblBorders>
+      </w:tblPr>
+      <w:tblGrid>
+        <w:gridCol w:w="2400"/>
+        <w:gridCol w:w="2400"/>
+        <w:gridCol w:w="2400"/>
+      </w:tblGrid>
+      <w:tr>
+        <w:tc>
+          <w:tcPr>
+            <w:tcW w:w="2400" w:type="dxa"/>
+          </w:tcPr>
+          <w:p>
+            <w:r>
+              <w:rPr>
+                <w:b/>
+              </w:rPr>
+              <w:t xml:space="preserve">字段</w:t>
+            </w:r>
+          </w:p>
+        </w:tc>
+        <w:tc>
+          <w:tcPr>
+            <w:tcW w:w="2400" w:type="dxa"/>
+          </w:tcPr>
+          <w:p>
+            <w:r>
+              <w:rPr>
+                <w:b/>
+              </w:rPr>
+              <w:t xml:space="preserve">必填</w:t>
+            </w:r>
+          </w:p>
+        </w:tc>
+        <w:tc>
+          <w:tcPr>
+            <w:tcW w:w="2400" w:type="dxa"/>
+          </w:tcPr>
+          <w:p>
+            <w:r>
+              <w:rPr>
+                <w:b/>
+              </w:rPr>
+              <w:t xml:space="preserve">说明</w:t>
+            </w:r>
+          </w:p>
+        </w:tc>
+      </w:tr>
+      <w:tr>
+        <w:tc>
+          <w:tcPr>
+            <w:tcW w:w="2400" w:type="dxa"/>
+          </w:tcPr>
+          <w:p>
+            <w:r>
+              <w:t xml:space="preserve">项目名称</w:t>
+            </w:r>
+          </w:p>
+        </w:tc>
+        <w:tc>
+          <w:tcPr>
+            <w:tcW w:w="2400" w:type="dxa"/>
+          </w:tcPr>
+          <w:p>
+            <w:r>
+              <w:t xml:space="preserve">—</w:t>
+            </w:r>
+          </w:p>
+        </w:tc>
+        <w:tc>
+          <w:tcPr>
+            <w:tcW w:w="2400" w:type="dxa"/>
+          </w:tcPr>
+          <w:p>
+            <w:r>
+              <w:t xml:space="preserve">只读，如 浦东学校项目</w:t>
+            </w:r>
+          </w:p>
+        </w:tc>
+      </w:tr>
+      <w:tr>
+        <w:tc>
+          <w:tcPr>
+            <w:tcW w:w="2400" w:type="dxa"/>
+          </w:tcPr>
+          <w:p>
+            <w:r>
+              <w:t xml:space="preserve">设备资产分类</w:t>
+            </w:r>
+          </w:p>
+        </w:tc>
+        <w:tc>
+          <w:tcPr>
+            <w:tcW w:w="2400" w:type="dxa"/>
+          </w:tcPr>
+          <w:p>
+            <w:r>
+              <w:t xml:space="preserve">是</w:t>
+            </w:r>
+          </w:p>
+        </w:tc>
+        <w:tc>
+          <w:tcPr>
+            <w:tcW w:w="2400" w:type="dxa"/>
+          </w:tcPr>
+          <w:p>
+            <w:r>
+              <w:t xml:space="preserve">下拉，如 绿化带</w:t>
+            </w:r>
+          </w:p>
+        </w:tc>
+      </w:tr>
+      <w:tr>
+        <w:tc>
+          <w:tcPr>
+            <w:tcW w:w="2400" w:type="dxa"/>
+          </w:tcPr>
+          <w:p>
+            <w:r>
+              <w:t xml:space="preserve">elementId</w:t>
+            </w:r>
+          </w:p>
+        </w:tc>
+        <w:tc>
+          <w:tcPr>
+            <w:tcW w:w="2400" w:type="dxa"/>
+          </w:tcPr>
+          <w:p>
+            <w:r>
+              <w:t xml:space="preserve">否</w:t>
+            </w:r>
+          </w:p>
+        </w:tc>
+        <w:tc>
+          <w:tcPr>
+            <w:tcW w:w="2400" w:type="dxa"/>
+          </w:tcPr>
+          <w:p>
+            <w:r>
+              <w:t xml:space="preserve">文本</w:t>
+            </w:r>
+          </w:p>
+        </w:tc>
+      </w:tr>
+    </w:tbl>
+    <w:p>
+      <w:pPr>
+        <w:pStyle w:val="Heading3"/>
+      </w:pPr>
+      <w:r>
+        <w:t xml:space="preserve">6.8 弹窗 — 设备属性（查看）</w:t>
+      </w:r>
+    </w:p>
+    <w:p>
+      <w:r>
+        <w:t xml:space="preserve">elementId 顶栏；分组：ID_身份属性（设备名称/类型/设计编号/设备编码）、LC_位置属性（单体/楼层/安装位置/房间编码/服务区域）、FM_运维属性（产地/出厂日期/安装日期）；底部「关闭」。</w:t>
+      </w:r>
+    </w:p>
+    <w:p>
+      <w:pPr>
+        <w:pStyle w:val="Heading3"/>
+      </w:pPr>
+      <w:r>
+        <w:t xml:space="preserve">6.9 弹窗 — 编辑</w:t>
+      </w:r>
+    </w:p>
+    <w:p>
+      <w:r>
+        <w:t xml:space="preserve">项目名称（只读）；设备资产分类 *；折叠面板 LC_位置属性（空间位置 *、LC_单体/楼层/安装位置/房间编码只读、LC_服务区域可编辑）；ID_身份属性（折叠）；确定/取消。</w:t>
+      </w:r>
+    </w:p>
+    <w:p>
+      <w:pPr>
+        <w:pStyle w:val="Heading3"/>
+      </w:pPr>
+      <w:r>
+        <w:t xml:space="preserve">6.10 弹窗 — 链接文档</w:t>
+      </w:r>
+    </w:p>
+    <w:p>
+      <w:r>
+        <w:t xml:space="preserve">左栏「关联文档」；右栏「文件列表」树形多选（帮助中心/操作手册/视频指南/常见问题）；取消关联 / 确认关联。</w:t>
+      </w:r>
+    </w:p>
+    <w:p>
+      <w:pPr>
+        <w:pStyle w:val="Heading2"/>
+      </w:pPr>
+      <w:r>
+        <w:t xml:space="preserve">7. 空间中心</w:t>
+      </w:r>
+    </w:p>
+    <w:p>
+      <w:pPr>
+        <w:pStyle w:val="Heading3"/>
+      </w:pPr>
+      <w:r>
+        <w:t xml:space="preserve">7.1 入口与页面结构</w:t>
+      </w:r>
+    </w:p>
+    <w:p>
+      <w:r>
+        <w:t xml:space="preserve">菜单：空间中心（path=space-center）；页面类型 kpi-tree-list；树形列表展示空间层级。</w:t>
+      </w:r>
+    </w:p>
+    <w:p>
+      <w:pPr>
+        <w:pStyle w:val="Heading3"/>
+      </w:pPr>
+      <w:r>
+        <w:t xml:space="preserve">7.2 顶部 KPI</w:t>
+      </w:r>
+    </w:p>
+    <w:tbl>
+      <w:tblPr>
+        <w:tblW w:w="0" w:type="auto"/>
+        <w:tblBorders>
+          <w:top w:val="single" w:sz="4" w:space="0" w:color="auto"/>
+          <w:left w:val="single" w:sz="4" w:space="0" w:color="auto"/>
+          <w:bottom w:val="single" w:sz="4" w:space="0" w:color="auto"/>
+          <w:right w:val="single" w:sz="4" w:space="0" w:color="auto"/>
+          <w:insideH w:val="single" w:sz="4" w:space="0" w:color="auto"/>
+          <w:insideV w:val="single" w:sz="4" w:space="0" w:color="auto"/>
+        </w:tblBorders>
+      </w:tblPr>
+      <w:tblGrid>
+        <w:gridCol w:w="2400"/>
+        <w:gridCol w:w="2400"/>
+      </w:tblGrid>
+      <w:tr>
+        <w:tc>
+          <w:tcPr>
+            <w:tcW w:w="2400" w:type="dxa"/>
+          </w:tcPr>
+          <w:p>
+            <w:r>
+              <w:rPr>
+                <w:b/>
+              </w:rPr>
+              <w:t xml:space="preserve">标签</w:t>
+            </w:r>
+          </w:p>
+        </w:tc>
+        <w:tc>
+          <w:tcPr>
+            <w:tcW w:w="2400" w:type="dxa"/>
+          </w:tcPr>
+          <w:p>
+            <w:r>
+              <w:rPr>
+                <w:b/>
+              </w:rPr>
+              <w:t xml:space="preserve">Mock 值</w:t>
+            </w:r>
+          </w:p>
+        </w:tc>
+      </w:tr>
+      <w:tr>
+        <w:tc>
+          <w:tcPr>
+            <w:tcW w:w="2400" w:type="dxa"/>
+          </w:tcPr>
+          <w:p>
+            <w:r>
+              <w:t xml:space="preserve">单体总数 (个)</w:t>
+            </w:r>
+          </w:p>
+        </w:tc>
+        <w:tc>
+          <w:tcPr>
+            <w:tcW w:w="2400" w:type="dxa"/>
+          </w:tcPr>
+          <w:p>
+            <w:r>
+              <w:t xml:space="preserve">4</w:t>
+            </w:r>
+          </w:p>
+        </w:tc>
+      </w:tr>
+      <w:tr>
+        <w:tc>
+          <w:tcPr>
+            <w:tcW w:w="2400" w:type="dxa"/>
+          </w:tcPr>
+          <w:p>
+            <w:r>
+              <w:t xml:space="preserve">空间总数 (个)</w:t>
+            </w:r>
+          </w:p>
+        </w:tc>
+        <w:tc>
+          <w:tcPr>
+            <w:tcW w:w="2400" w:type="dxa"/>
+          </w:tcPr>
+          <w:p>
+            <w:r>
+              <w:t xml:space="preserve">1286</w:t>
+            </w:r>
+          </w:p>
+        </w:tc>
+      </w:tr>
+      <w:tr>
+        <w:tc>
+          <w:tcPr>
+            <w:tcW w:w="2400" w:type="dxa"/>
+          </w:tcPr>
+          <w:p>
+            <w:r>
+              <w:t xml:space="preserve">总建筑面积 (m²)</w:t>
+            </w:r>
+          </w:p>
+        </w:tc>
+        <w:tc>
+          <w:tcPr>
+            <w:tcW w:w="2400" w:type="dxa"/>
+          </w:tcPr>
+          <w:p>
+            <w:r>
+              <w:t xml:space="preserve">32140.000</w:t>
+            </w:r>
+          </w:p>
+        </w:tc>
+      </w:tr>
+      <w:tr>
+        <w:tc>
+          <w:tcPr>
+            <w:tcW w:w="2400" w:type="dxa"/>
+          </w:tcPr>
+          <w:p>
+            <w:r>
+              <w:t xml:space="preserve">总出租面积 (m²)</w:t>
+            </w:r>
+          </w:p>
+        </w:tc>
+        <w:tc>
+          <w:tcPr>
+            <w:tcW w:w="2400" w:type="dxa"/>
+          </w:tcPr>
+          <w:p>
+            <w:r>
+              <w:t xml:space="preserve">18500.000</w:t>
+            </w:r>
+          </w:p>
+        </w:tc>
+      </w:tr>
+      <w:tr>
+        <w:tc>
+          <w:tcPr>
+            <w:tcW w:w="2400" w:type="dxa"/>
+          </w:tcPr>
+          <w:p>
+            <w:r>
+              <w:t xml:space="preserve">空间总费用 (元)</w:t>
+            </w:r>
+          </w:p>
+        </w:tc>
+        <w:tc>
+          <w:tcPr>
+            <w:tcW w:w="2400" w:type="dxa"/>
+          </w:tcPr>
+          <w:p>
+            <w:r>
+              <w:t xml:space="preserve">0</w:t>
+            </w:r>
+          </w:p>
+        </w:tc>
+      </w:tr>
+    </w:tbl>
+    <w:p>
+      <w:pPr>
+        <w:pStyle w:val="Heading3"/>
+      </w:pPr>
+      <w:r>
+        <w:t xml:space="preserve">7.3 筛选条件（严格按例图，共 5 项）</w:t>
+      </w:r>
+    </w:p>
+    <w:p>
+      <w:r>
+        <w:t xml:space="preserve">操作按钮：搜索、清空、展开 ▾。不得增减下列字段。</w:t>
+      </w:r>
+    </w:p>
+    <w:tbl>
+      <w:tblPr>
+        <w:tblW w:w="0" w:type="auto"/>
+        <w:tblBorders>
+          <w:top w:val="single" w:sz="4" w:space="0" w:color="auto"/>
+          <w:left w:val="single" w:sz="4" w:space="0" w:color="auto"/>
+          <w:bottom w:val="single" w:sz="4" w:space="0" w:color="auto"/>
+          <w:right w:val="single" w:sz="4" w:space="0" w:color="auto"/>
+          <w:insideH w:val="single" w:sz="4" w:space="0" w:color="auto"/>
+          <w:insideV w:val="single" w:sz="4" w:space="0" w:color="auto"/>
+        </w:tblBorders>
+      </w:tblPr>
+      <w:tblGrid>
+        <w:gridCol w:w="2400"/>
+        <w:gridCol w:w="2400"/>
+        <w:gridCol w:w="2400"/>
+        <w:gridCol w:w="2400"/>
+        <w:gridCol w:w="2400"/>
+      </w:tblGrid>
+      <w:tr>
+        <w:tc>
+          <w:tcPr>
+            <w:tcW w:w="2400" w:type="dxa"/>
+          </w:tcPr>
+          <w:p>
+            <w:r>
+              <w:rPr>
+                <w:b/>
+              </w:rPr>
+              <w:t xml:space="preserve">序号</w:t>
+            </w:r>
+          </w:p>
+        </w:tc>
+        <w:tc>
+          <w:tcPr>
+            <w:tcW w:w="2400" w:type="dxa"/>
+          </w:tcPr>
+          <w:p>
+            <w:r>
+              <w:rPr>
+                <w:b/>
+              </w:rPr>
+              <w:t xml:space="preserve">字段 key</w:t>
+            </w:r>
+          </w:p>
+        </w:tc>
+        <w:tc>
+          <w:tcPr>
+            <w:tcW w:w="2400" w:type="dxa"/>
+          </w:tcPr>
+          <w:p>
+            <w:r>
+              <w:rPr>
+                <w:b/>
+              </w:rPr>
+              <w:t xml:space="preserve">标签</w:t>
+            </w:r>
+          </w:p>
+        </w:tc>
+        <w:tc>
+          <w:tcPr>
+            <w:tcW w:w="2400" w:type="dxa"/>
+          </w:tcPr>
+          <w:p>
+            <w:r>
+              <w:rPr>
+                <w:b/>
+              </w:rPr>
+              <w:t xml:space="preserve">类型</w:t>
+            </w:r>
+          </w:p>
+        </w:tc>
+        <w:tc>
+          <w:tcPr>
+            <w:tcW w:w="2400" w:type="dxa"/>
+          </w:tcPr>
+          <w:p>
+            <w:r>
+              <w:rPr>
+                <w:b/>
+              </w:rPr>
+              <w:t xml:space="preserve">占位符</w:t>
+            </w:r>
+          </w:p>
+        </w:tc>
+      </w:tr>
+      <w:tr>
+        <w:tc>
+          <w:tcPr>
+            <w:tcW w:w="2400" w:type="dxa"/>
+          </w:tcPr>
+          <w:p>
+            <w:r>
+              <w:t xml:space="preserve">1</w:t>
+            </w:r>
+          </w:p>
+        </w:tc>
+        <w:tc>
+          <w:tcPr>
+            <w:tcW w:w="2400" w:type="dxa"/>
+          </w:tcPr>
+          <w:p>
+            <w:r>
+              <w:t xml:space="preserve">unit</w:t>
+            </w:r>
+          </w:p>
+        </w:tc>
+        <w:tc>
+          <w:tcPr>
+            <w:tcW w:w="2400" w:type="dxa"/>
+          </w:tcPr>
+          <w:p>
+            <w:r>
+              <w:t xml:space="preserve">所属单体</w:t>
+            </w:r>
+          </w:p>
+        </w:tc>
+        <w:tc>
+          <w:tcPr>
+            <w:tcW w:w="2400" w:type="dxa"/>
+          </w:tcPr>
+          <w:p>
+            <w:r>
+              <w:t xml:space="preserve">select</w:t>
+            </w:r>
+          </w:p>
+        </w:tc>
+        <w:tc>
+          <w:tcPr>
+            <w:tcW w:w="2400" w:type="dxa"/>
+          </w:tcPr>
+          <w:p>
+            <w:r>
+              <w:t xml:space="preserve">请选择 所属单体</w:t>
+            </w:r>
+          </w:p>
+        </w:tc>
+      </w:tr>
+      <w:tr>
+        <w:tc>
+          <w:tcPr>
+            <w:tcW w:w="2400" w:type="dxa"/>
+          </w:tcPr>
+          <w:p>
+            <w:r>
+              <w:t xml:space="preserve">2</w:t>
+            </w:r>
+          </w:p>
+        </w:tc>
+        <w:tc>
+          <w:tcPr>
+            <w:tcW w:w="2400" w:type="dxa"/>
+          </w:tcPr>
+          <w:p>
+            <w:r>
+              <w:t xml:space="preserve">name</w:t>
+            </w:r>
+          </w:p>
+        </w:tc>
+        <w:tc>
+          <w:tcPr>
+            <w:tcW w:w="2400" w:type="dxa"/>
+          </w:tcPr>
+          <w:p>
+            <w:r>
+              <w:t xml:space="preserve">空间名称</w:t>
+            </w:r>
+          </w:p>
+        </w:tc>
+        <w:tc>
+          <w:tcPr>
+            <w:tcW w:w="2400" w:type="dxa"/>
+          </w:tcPr>
+          <w:p>
+            <w:r>
+              <w:t xml:space="preserve">input</w:t>
+            </w:r>
+          </w:p>
+        </w:tc>
+        <w:tc>
+          <w:tcPr>
+            <w:tcW w:w="2400" w:type="dxa"/>
+          </w:tcPr>
+          <w:p>
+            <w:r>
+              <w:t xml:space="preserve">请输入 空间名称</w:t>
+            </w:r>
+          </w:p>
+        </w:tc>
+      </w:tr>
+      <w:tr>
+        <w:tc>
+          <w:tcPr>
+            <w:tcW w:w="2400" w:type="dxa"/>
+          </w:tcPr>
+          <w:p>
+            <w:r>
+              <w:t xml:space="preserve">3</w:t>
+            </w:r>
+          </w:p>
+        </w:tc>
+        <w:tc>
+          <w:tcPr>
+            <w:tcW w:w="2400" w:type="dxa"/>
+          </w:tcPr>
+          <w:p>
+            <w:r>
+              <w:t xml:space="preserve">code</w:t>
+            </w:r>
+          </w:p>
+        </w:tc>
+        <w:tc>
+          <w:tcPr>
+            <w:tcW w:w="2400" w:type="dxa"/>
+          </w:tcPr>
+          <w:p>
+            <w:r>
+              <w:t xml:space="preserve">空间编码</w:t>
+            </w:r>
+          </w:p>
+        </w:tc>
+        <w:tc>
+          <w:tcPr>
+            <w:tcW w:w="2400" w:type="dxa"/>
+          </w:tcPr>
+          <w:p>
+            <w:r>
+              <w:t xml:space="preserve">input</w:t>
+            </w:r>
+          </w:p>
+        </w:tc>
+        <w:tc>
+          <w:tcPr>
+            <w:tcW w:w="2400" w:type="dxa"/>
+          </w:tcPr>
+          <w:p>
+            <w:r>
+              <w:t xml:space="preserve">请输入 空间编码</w:t>
+            </w:r>
+          </w:p>
+        </w:tc>
+      </w:tr>
+      <w:tr>
+        <w:tc>
+          <w:tcPr>
+            <w:tcW w:w="2400" w:type="dxa"/>
+          </w:tcPr>
+          <w:p>
+            <w:r>
+              <w:t xml:space="preserve">4</w:t>
+            </w:r>
+          </w:p>
+        </w:tc>
+        <w:tc>
+          <w:tcPr>
+            <w:tcW w:w="2400" w:type="dxa"/>
+          </w:tcPr>
+          <w:p>
+            <w:r>
+              <w:t xml:space="preserve">category</w:t>
+            </w:r>
+          </w:p>
+        </w:tc>
+        <w:tc>
+          <w:tcPr>
+            <w:tcW w:w="2400" w:type="dxa"/>
+          </w:tcPr>
+          <w:p>
+            <w:r>
+              <w:t xml:space="preserve">空间分类</w:t>
+            </w:r>
+          </w:p>
+        </w:tc>
+        <w:tc>
+          <w:tcPr>
+            <w:tcW w:w="2400" w:type="dxa"/>
+          </w:tcPr>
+          <w:p>
+            <w:r>
+              <w:t xml:space="preserve">select</w:t>
+            </w:r>
+          </w:p>
+        </w:tc>
+        <w:tc>
+          <w:tcPr>
+            <w:tcW w:w="2400" w:type="dxa"/>
+          </w:tcPr>
+          <w:p>
+            <w:r>
+              <w:t xml:space="preserve">请选择 空间分类</w:t>
+            </w:r>
+          </w:p>
+        </w:tc>
+      </w:tr>
+      <w:tr>
+        <w:tc>
+          <w:tcPr>
+            <w:tcW w:w="2400" w:type="dxa"/>
+          </w:tcPr>
+          <w:p>
+            <w:r>
+              <w:t xml:space="preserve">5</w:t>
+            </w:r>
+          </w:p>
+        </w:tc>
+        <w:tc>
+          <w:tcPr>
+            <w:tcW w:w="2400" w:type="dxa"/>
+          </w:tcPr>
+          <w:p>
+            <w:r>
+              <w:t xml:space="preserve">model</w:t>
+            </w:r>
+          </w:p>
+        </w:tc>
+        <w:tc>
+          <w:tcPr>
+            <w:tcW w:w="2400" w:type="dxa"/>
+          </w:tcPr>
+          <w:p>
+            <w:r>
+              <w:t xml:space="preserve">关联模型</w:t>
+            </w:r>
+          </w:p>
+        </w:tc>
+        <w:tc>
+          <w:tcPr>
+            <w:tcW w:w="2400" w:type="dxa"/>
+          </w:tcPr>
+          <w:p>
+            <w:r>
+              <w:t xml:space="preserve">select</w:t>
+            </w:r>
+          </w:p>
+        </w:tc>
+        <w:tc>
+          <w:tcPr>
+            <w:tcW w:w="2400" w:type="dxa"/>
+          </w:tcPr>
+          <w:p>
+            <w:r>
+              <w:t xml:space="preserve">请选择 关联模型</w:t>
+            </w:r>
+          </w:p>
+        </w:tc>
+      </w:tr>
+    </w:tbl>
+    <w:p>
+      <w:pPr>
+        <w:pStyle w:val="Heading3"/>
+      </w:pPr>
+      <w:r>
+        <w:t xml:space="preserve">7.4 工具栏</w:t>
+      </w:r>
+    </w:p>
+    <w:tbl>
+      <w:tblPr>
+        <w:tblW w:w="0" w:type="auto"/>
+        <w:tblBorders>
+          <w:top w:val="single" w:sz="4" w:space="0" w:color="auto"/>
+          <w:left w:val="single" w:sz="4" w:space="0" w:color="auto"/>
+          <w:bottom w:val="single" w:sz="4" w:space="0" w:color="auto"/>
+          <w:right w:val="single" w:sz="4" w:space="0" w:color="auto"/>
+          <w:insideH w:val="single" w:sz="4" w:space="0" w:color="auto"/>
+          <w:insideV w:val="single" w:sz="4" w:space="0" w:color="auto"/>
+        </w:tblBorders>
+      </w:tblPr>
+      <w:tblGrid>
+        <w:gridCol w:w="2400"/>
+        <w:gridCol w:w="2400"/>
+      </w:tblGrid>
+      <w:tr>
+        <w:tc>
+          <w:tcPr>
+            <w:tcW w:w="2400" w:type="dxa"/>
+          </w:tcPr>
+          <w:p>
+            <w:r>
+              <w:rPr>
+                <w:b/>
+              </w:rPr>
+              <w:t xml:space="preserve">按钮</w:t>
+            </w:r>
+          </w:p>
+        </w:tc>
+        <w:tc>
+          <w:tcPr>
+            <w:tcW w:w="2400" w:type="dxa"/>
+          </w:tcPr>
+          <w:p>
+            <w:r>
+              <w:rPr>
+                <w:b/>
+              </w:rPr>
+              <w:t xml:space="preserve">交互</w:t>
+            </w:r>
+          </w:p>
+        </w:tc>
+      </w:tr>
+      <w:tr>
+        <w:tc>
+          <w:tcPr>
+            <w:tcW w:w="2400" w:type="dxa"/>
+          </w:tcPr>
+          <w:p>
+            <w:r>
+              <w:t xml:space="preserve">+ 新增</w:t>
+            </w:r>
+          </w:p>
+        </w:tc>
+        <w:tc>
+          <w:tcPr>
+            <w:tcW w:w="2400" w:type="dxa"/>
+          </w:tcPr>
+          <w:p>
+            <w:r>
+              <w:t xml:space="preserve">打开「新增」弹窗</w:t>
+            </w:r>
+          </w:p>
+        </w:tc>
+      </w:tr>
+      <w:tr>
+        <w:tc>
+          <w:tcPr>
+            <w:tcW w:w="2400" w:type="dxa"/>
+          </w:tcPr>
+          <w:p>
+            <w:r>
+              <w:t xml:space="preserve">导出</w:t>
+            </w:r>
+          </w:p>
+        </w:tc>
+        <w:tc>
+          <w:tcPr>
+            <w:tcW w:w="2400" w:type="dxa"/>
+          </w:tcPr>
+          <w:p>
+            <w:r>
+              <w:t xml:space="preserve">导出空间列表</w:t>
+            </w:r>
+          </w:p>
+        </w:tc>
+      </w:tr>
+    </w:tbl>
+    <w:p>
+      <w:pPr>
+        <w:pStyle w:val="Heading3"/>
+      </w:pPr>
+      <w:r>
+        <w:t xml:space="preserve">7.5 列表字段</w:t>
+      </w:r>
+    </w:p>
+    <w:tbl>
+      <w:tblPr>
+        <w:tblW w:w="0" w:type="auto"/>
+        <w:tblBorders>
+          <w:top w:val="single" w:sz="4" w:space="0" w:color="auto"/>
+          <w:left w:val="single" w:sz="4" w:space="0" w:color="auto"/>
+          <w:bottom w:val="single" w:sz="4" w:space="0" w:color="auto"/>
+          <w:right w:val="single" w:sz="4" w:space="0" w:color="auto"/>
+          <w:insideH w:val="single" w:sz="4" w:space="0" w:color="auto"/>
+          <w:insideV w:val="single" w:sz="4" w:space="0" w:color="auto"/>
+        </w:tblBorders>
+      </w:tblPr>
+      <w:tblGrid>
+        <w:gridCol w:w="2400"/>
+        <w:gridCol w:w="2400"/>
+      </w:tblGrid>
+      <w:tr>
+        <w:tc>
+          <w:tcPr>
+            <w:tcW w:w="2400" w:type="dxa"/>
+          </w:tcPr>
+          <w:p>
+            <w:r>
+              <w:rPr>
+                <w:b/>
+              </w:rPr>
+              <w:t xml:space="preserve">列 key</w:t>
+            </w:r>
+          </w:p>
+        </w:tc>
+        <w:tc>
+          <w:tcPr>
+            <w:tcW w:w="2400" w:type="dxa"/>
+          </w:tcPr>
+          <w:p>
+            <w:r>
+              <w:rPr>
+                <w:b/>
+              </w:rPr>
+              <w:t xml:space="preserve">列名</w:t>
+            </w:r>
+          </w:p>
+        </w:tc>
+      </w:tr>
+      <w:tr>
+        <w:tc>
+          <w:tcPr>
+            <w:tcW w:w="2400" w:type="dxa"/>
+          </w:tcPr>
+          <w:p>
+            <w:r>
+              <w:t xml:space="preserve">name</w:t>
+            </w:r>
+          </w:p>
+        </w:tc>
+        <w:tc>
+          <w:tcPr>
+            <w:tcW w:w="2400" w:type="dxa"/>
+          </w:tcPr>
+          <w:p>
+            <w:r>
+              <w:t xml:space="preserve">空间名称（树形）</w:t>
+            </w:r>
+          </w:p>
+        </w:tc>
+      </w:tr>
+      <w:tr>
+        <w:tc>
+          <w:tcPr>
+            <w:tcW w:w="2400" w:type="dxa"/>
+          </w:tcPr>
+          <w:p>
+            <w:r>
+              <w:t xml:space="preserve">code</w:t>
+            </w:r>
+          </w:p>
+        </w:tc>
+        <w:tc>
+          <w:tcPr>
+            <w:tcW w:w="2400" w:type="dxa"/>
+          </w:tcPr>
+          <w:p>
+            <w:r>
+              <w:t xml:space="preserve">空间编码</w:t>
+            </w:r>
+          </w:p>
+        </w:tc>
+      </w:tr>
+      <w:tr>
+        <w:tc>
+          <w:tcPr>
+            <w:tcW w:w="2400" w:type="dxa"/>
+          </w:tcPr>
+          <w:p>
+            <w:r>
+              <w:t xml:space="preserve">category</w:t>
+            </w:r>
+          </w:p>
+        </w:tc>
+        <w:tc>
+          <w:tcPr>
+            <w:tcW w:w="2400" w:type="dxa"/>
+          </w:tcPr>
+          <w:p>
+            <w:r>
+              <w:t xml:space="preserve">空间大类</w:t>
+            </w:r>
+          </w:p>
+        </w:tc>
+      </w:tr>
+      <w:tr>
+        <w:tc>
+          <w:tcPr>
+            <w:tcW w:w="2400" w:type="dxa"/>
+          </w:tcPr>
+          <w:p>
+            <w:r>
+              <w:t xml:space="preserve">elementId</w:t>
+            </w:r>
+          </w:p>
+        </w:tc>
+        <w:tc>
+          <w:tcPr>
+            <w:tcW w:w="2400" w:type="dxa"/>
+          </w:tcPr>
+          <w:p>
+            <w:r>
+              <w:t xml:space="preserve">ElementId</w:t>
+            </w:r>
+          </w:p>
+        </w:tc>
+      </w:tr>
+      <w:tr>
+        <w:tc>
+          <w:tcPr>
+            <w:tcW w:w="2400" w:type="dxa"/>
+          </w:tcPr>
+          <w:p>
+            <w:r>
+              <w:t xml:space="preserve">linkedModel</w:t>
+            </w:r>
+          </w:p>
+        </w:tc>
+        <w:tc>
+          <w:tcPr>
+            <w:tcW w:w="2400" w:type="dxa"/>
+          </w:tcPr>
+          <w:p>
+            <w:r>
+              <w:t xml:space="preserve">关联模型</w:t>
+            </w:r>
+          </w:p>
+        </w:tc>
+      </w:tr>
+      <w:tr>
+        <w:tc>
+          <w:tcPr>
+            <w:tcW w:w="2400" w:type="dxa"/>
+          </w:tcPr>
+          <w:p>
+            <w:r>
+              <w:t xml:space="preserve">usage</w:t>
+            </w:r>
+          </w:p>
+        </w:tc>
+        <w:tc>
+          <w:tcPr>
+            <w:tcW w:w="2400" w:type="dxa"/>
+          </w:tcPr>
+          <w:p>
+            <w:r>
+              <w:t xml:space="preserve">空间用途</w:t>
+            </w:r>
+          </w:p>
+        </w:tc>
+      </w:tr>
+      <w:tr>
+        <w:tc>
+          <w:tcPr>
+            <w:tcW w:w="2400" w:type="dxa"/>
+          </w:tcPr>
+          <w:p>
+            <w:r>
+              <w:t xml:space="preserve">status</w:t>
+            </w:r>
+          </w:p>
+        </w:tc>
+        <w:tc>
+          <w:tcPr>
+            <w:tcW w:w="2400" w:type="dxa"/>
+          </w:tcPr>
+          <w:p>
+            <w:r>
+              <w:t xml:space="preserve">空间状态</w:t>
+            </w:r>
+          </w:p>
+        </w:tc>
+      </w:tr>
+      <w:tr>
+        <w:tc>
+          <w:tcPr>
+            <w:tcW w:w="2400" w:type="dxa"/>
+          </w:tcPr>
+          <w:p>
+            <w:r>
+              <w:t xml:space="preserve">area</w:t>
+            </w:r>
+          </w:p>
+        </w:tc>
+        <w:tc>
+          <w:tcPr>
+            <w:tcW w:w="2400" w:type="dxa"/>
+          </w:tcPr>
+          <w:p>
+            <w:r>
+              <w:t xml:space="preserve">建筑面积</w:t>
+            </w:r>
+          </w:p>
+        </w:tc>
+      </w:tr>
+    </w:tbl>
+    <w:p>
+      <w:r>
+        <w:t xml:space="preserve">分页：共 1286 条。</w:t>
+      </w:r>
+    </w:p>
+    <w:p>
+      <w:pPr>
+        <w:pStyle w:val="Heading3"/>
+      </w:pPr>
+      <w:r>
+        <w:t xml:space="preserve">7.6 行操作</w:t>
+      </w:r>
+    </w:p>
+    <w:p>
+      <w:r>
+        <w:t xml:space="preserve">编辑：打开「编辑面积」弹窗（建筑面积 *，单位 m²，默认 0.000）；确定/取消。</w:t>
+      </w:r>
+    </w:p>
+    <w:p>
+      <w:pPr>
+        <w:pStyle w:val="Heading3"/>
+      </w:pPr>
+      <w:r>
+        <w:t xml:space="preserve">7.7 弹窗 — 新增空间</w:t>
+      </w:r>
+    </w:p>
+    <w:p>
+      <w:r>
+        <w:t xml:space="preserve">两列布局；必填 * 字段：</w:t>
+      </w:r>
+    </w:p>
+    <w:tbl>
+      <w:tblPr>
+        <w:tblW w:w="0" w:type="auto"/>
+        <w:tblBorders>
+          <w:top w:val="single" w:sz="4" w:space="0" w:color="auto"/>
+          <w:left w:val="single" w:sz="4" w:space="0" w:color="auto"/>
+          <w:bottom w:val="single" w:sz="4" w:space="0" w:color="auto"/>
+          <w:right w:val="single" w:sz="4" w:space="0" w:color="auto"/>
+          <w:insideH w:val="single" w:sz="4" w:space="0" w:color="auto"/>
+          <w:insideV w:val="single" w:sz="4" w:space="0" w:color="auto"/>
+        </w:tblBorders>
+      </w:tblPr>
+      <w:tblGrid>
+        <w:gridCol w:w="2400"/>
+        <w:gridCol w:w="2400"/>
+        <w:gridCol w:w="2400"/>
+      </w:tblGrid>
+      <w:tr>
+        <w:tc>
+          <w:tcPr>
+            <w:tcW w:w="2400" w:type="dxa"/>
+          </w:tcPr>
+          <w:p>
+            <w:r>
+              <w:rPr>
+                <w:b/>
+              </w:rPr>
+              <w:t xml:space="preserve">字段</w:t>
+            </w:r>
+          </w:p>
+        </w:tc>
+        <w:tc>
+          <w:tcPr>
+            <w:tcW w:w="2400" w:type="dxa"/>
+          </w:tcPr>
+          <w:p>
+            <w:r>
+              <w:rPr>
+                <w:b/>
+              </w:rPr>
+              <w:t xml:space="preserve">必填</w:t>
+            </w:r>
+          </w:p>
+        </w:tc>
+        <w:tc>
+          <w:tcPr>
+            <w:tcW w:w="2400" w:type="dxa"/>
+          </w:tcPr>
+          <w:p>
+            <w:r>
+              <w:rPr>
+                <w:b/>
+              </w:rPr>
+              <w:t xml:space="preserve">控件</w:t>
+            </w:r>
+          </w:p>
+        </w:tc>
+      </w:tr>
+      <w:tr>
+        <w:tc>
+          <w:tcPr>
+            <w:tcW w:w="2400" w:type="dxa"/>
+          </w:tcPr>
+          <w:p>
+            <w:r>
+              <w:t xml:space="preserve">项目名称</w:t>
+            </w:r>
+          </w:p>
+        </w:tc>
+        <w:tc>
+          <w:tcPr>
+            <w:tcW w:w="2400" w:type="dxa"/>
+          </w:tcPr>
+          <w:p>
+            <w:r>
+              <w:t xml:space="preserve">—</w:t>
+            </w:r>
+          </w:p>
+        </w:tc>
+        <w:tc>
+          <w:tcPr>
+            <w:tcW w:w="2400" w:type="dxa"/>
+          </w:tcPr>
+          <w:p>
+            <w:r>
+              <w:t xml:space="preserve">只读 浦东学校项目</w:t>
+            </w:r>
+          </w:p>
+        </w:tc>
+      </w:tr>
+      <w:tr>
+        <w:tc>
+          <w:tcPr>
+            <w:tcW w:w="2400" w:type="dxa"/>
+          </w:tcPr>
+          <w:p>
+            <w:r>
+              <w:t xml:space="preserve">elementId</w:t>
+            </w:r>
+          </w:p>
+        </w:tc>
+        <w:tc>
+          <w:tcPr>
+            <w:tcW w:w="2400" w:type="dxa"/>
+          </w:tcPr>
+          <w:p>
+            <w:r>
+              <w:t xml:space="preserve">否</w:t>
+            </w:r>
+          </w:p>
+        </w:tc>
+        <w:tc>
+          <w:tcPr>
+            <w:tcW w:w="2400" w:type="dxa"/>
+          </w:tcPr>
+          <w:p>
+            <w:r>
+              <w:t xml:space="preserve">文本</w:t>
+            </w:r>
+          </w:p>
+        </w:tc>
+      </w:tr>
+      <w:tr>
+        <w:tc>
+          <w:tcPr>
+            <w:tcW w:w="2400" w:type="dxa"/>
+          </w:tcPr>
+          <w:p>
+            <w:r>
+              <w:t xml:space="preserve">楼宇编码</w:t>
+            </w:r>
+          </w:p>
+        </w:tc>
+        <w:tc>
+          <w:tcPr>
+            <w:tcW w:w="2400" w:type="dxa"/>
+          </w:tcPr>
+          <w:p>
+            <w:r>
+              <w:t xml:space="preserve">否</w:t>
+            </w:r>
+          </w:p>
+        </w:tc>
+        <w:tc>
+          <w:tcPr>
+            <w:tcW w:w="2400" w:type="dxa"/>
+          </w:tcPr>
+          <w:p>
+            <w:r>
+              <w:t xml:space="preserve">文本</w:t>
+            </w:r>
+          </w:p>
+        </w:tc>
+      </w:tr>
+      <w:tr>
+        <w:tc>
+          <w:tcPr>
+            <w:tcW w:w="2400" w:type="dxa"/>
+          </w:tcPr>
+          <w:p>
+            <w:r>
+              <w:t xml:space="preserve">LC_楼层编码</w:t>
+            </w:r>
+          </w:p>
+        </w:tc>
+        <w:tc>
+          <w:tcPr>
+            <w:tcW w:w="2400" w:type="dxa"/>
+          </w:tcPr>
+          <w:p>
+            <w:r>
+              <w:t xml:space="preserve">是</w:t>
+            </w:r>
+          </w:p>
+        </w:tc>
+        <w:tc>
+          <w:tcPr>
+            <w:tcW w:w="2400" w:type="dxa"/>
+          </w:tcPr>
+          <w:p>
+            <w:r>
+              <w:t xml:space="preserve">文本</w:t>
+            </w:r>
+          </w:p>
+        </w:tc>
+      </w:tr>
+      <w:tr>
+        <w:tc>
+          <w:tcPr>
+            <w:tcW w:w="2400" w:type="dxa"/>
+          </w:tcPr>
+          <w:p>
+            <w:r>
+              <w:t xml:space="preserve">使用单位</w:t>
+            </w:r>
+          </w:p>
+        </w:tc>
+        <w:tc>
+          <w:tcPr>
+            <w:tcW w:w="2400" w:type="dxa"/>
+          </w:tcPr>
+          <w:p>
+            <w:r>
+              <w:t xml:space="preserve">否</w:t>
+            </w:r>
+          </w:p>
+        </w:tc>
+        <w:tc>
+          <w:tcPr>
+            <w:tcW w:w="2400" w:type="dxa"/>
+          </w:tcPr>
+          <w:p>
+            <w:r>
+              <w:t xml:space="preserve">下拉 请选择使用单位</w:t>
+            </w:r>
+          </w:p>
+        </w:tc>
+      </w:tr>
+      <w:tr>
+        <w:tc>
+          <w:tcPr>
+            <w:tcW w:w="2400" w:type="dxa"/>
+          </w:tcPr>
+          <w:p>
+            <w:r>
+              <w:t xml:space="preserve">空间状态</w:t>
+            </w:r>
+          </w:p>
+        </w:tc>
+        <w:tc>
+          <w:tcPr>
+            <w:tcW w:w="2400" w:type="dxa"/>
+          </w:tcPr>
+          <w:p>
+            <w:r>
+              <w:t xml:space="preserve">否</w:t>
+            </w:r>
+          </w:p>
+        </w:tc>
+        <w:tc>
+          <w:tcPr>
+            <w:tcW w:w="2400" w:type="dxa"/>
+          </w:tcPr>
+          <w:p>
+            <w:r>
+              <w:t xml:space="preserve">下拉 请选择</w:t>
+            </w:r>
+          </w:p>
+        </w:tc>
+      </w:tr>
+      <w:tr>
+        <w:tc>
+          <w:tcPr>
+            <w:tcW w:w="2400" w:type="dxa"/>
+          </w:tcPr>
+          <w:p>
+            <w:r>
+              <w:t xml:space="preserve">建筑面积</w:t>
+            </w:r>
+          </w:p>
+        </w:tc>
+        <w:tc>
+          <w:tcPr>
+            <w:tcW w:w="2400" w:type="dxa"/>
+          </w:tcPr>
+          <w:p>
+            <w:r>
+              <w:t xml:space="preserve">否</w:t>
+            </w:r>
+          </w:p>
+        </w:tc>
+        <w:tc>
+          <w:tcPr>
+            <w:tcW w:w="2400" w:type="dxa"/>
+          </w:tcPr>
+          <w:p>
+            <w:r>
+              <w:t xml:space="preserve">数字 m²，默认 0</w:t>
+            </w:r>
+          </w:p>
+        </w:tc>
+      </w:tr>
+      <w:tr>
+        <w:tc>
+          <w:tcPr>
+            <w:tcW w:w="2400" w:type="dxa"/>
+          </w:tcPr>
+          <w:p>
+            <w:r>
+              <w:t xml:space="preserve">空间类型</w:t>
+            </w:r>
+          </w:p>
+        </w:tc>
+        <w:tc>
+          <w:tcPr>
+            <w:tcW w:w="2400" w:type="dxa"/>
+          </w:tcPr>
+          <w:p>
+            <w:r>
+              <w:t xml:space="preserve">是</w:t>
+            </w:r>
+          </w:p>
+        </w:tc>
+        <w:tc>
+          <w:tcPr>
+            <w:tcW w:w="2400" w:type="dxa"/>
+          </w:tcPr>
+          <w:p>
+            <w:r>
+              <w:t xml:space="preserve">下拉，如 办公室</w:t>
+            </w:r>
+          </w:p>
+        </w:tc>
+      </w:tr>
+      <w:tr>
+        <w:tc>
+          <w:tcPr>
+            <w:tcW w:w="2400" w:type="dxa"/>
+          </w:tcPr>
+          <w:p>
+            <w:r>
+              <w:t xml:space="preserve">楼宇名称</w:t>
+            </w:r>
+          </w:p>
+        </w:tc>
+        <w:tc>
+          <w:tcPr>
+            <w:tcW w:w="2400" w:type="dxa"/>
+          </w:tcPr>
+          <w:p>
+            <w:r>
+              <w:t xml:space="preserve">是</w:t>
+            </w:r>
+          </w:p>
+        </w:tc>
+        <w:tc>
+          <w:tcPr>
+            <w:tcW w:w="2400" w:type="dxa"/>
+          </w:tcPr>
+          <w:p>
+            <w:r>
+              <w:t xml:space="preserve">下拉 请选择</w:t>
+            </w:r>
+          </w:p>
+        </w:tc>
+      </w:tr>
+      <w:tr>
+        <w:tc>
+          <w:tcPr>
+            <w:tcW w:w="2400" w:type="dxa"/>
+          </w:tcPr>
+          <w:p>
+            <w:r>
+              <w:t xml:space="preserve">LC_楼层</w:t>
+            </w:r>
+          </w:p>
+        </w:tc>
+        <w:tc>
+          <w:tcPr>
+            <w:tcW w:w="2400" w:type="dxa"/>
+          </w:tcPr>
+          <w:p>
+            <w:r>
+              <w:t xml:space="preserve">是</w:t>
+            </w:r>
+          </w:p>
+        </w:tc>
+        <w:tc>
+          <w:tcPr>
+            <w:tcW w:w="2400" w:type="dxa"/>
+          </w:tcPr>
+          <w:p>
+            <w:r>
+              <w:t xml:space="preserve">下拉 请选择</w:t>
+            </w:r>
+          </w:p>
+        </w:tc>
+      </w:tr>
+      <w:tr>
+        <w:tc>
+          <w:tcPr>
+            <w:tcW w:w="2400" w:type="dxa"/>
+          </w:tcPr>
+          <w:p>
+            <w:r>
+              <w:t xml:space="preserve">空间名称</w:t>
+            </w:r>
+          </w:p>
+        </w:tc>
+        <w:tc>
+          <w:tcPr>
+            <w:tcW w:w="2400" w:type="dxa"/>
+          </w:tcPr>
+          <w:p>
+            <w:r>
+              <w:t xml:space="preserve">是</w:t>
+            </w:r>
+          </w:p>
+        </w:tc>
+        <w:tc>
+          <w:tcPr>
+            <w:tcW w:w="2400" w:type="dxa"/>
+          </w:tcPr>
+          <w:p>
+            <w:r>
+              <w:t xml:space="preserve">文本</w:t>
+            </w:r>
+          </w:p>
+        </w:tc>
+      </w:tr>
+      <w:tr>
+        <w:tc>
+          <w:tcPr>
+            <w:tcW w:w="2400" w:type="dxa"/>
+          </w:tcPr>
+          <w:p>
+            <w:r>
+              <w:t xml:space="preserve">空间用途</w:t>
+            </w:r>
+          </w:p>
+        </w:tc>
+        <w:tc>
+          <w:tcPr>
+            <w:tcW w:w="2400" w:type="dxa"/>
+          </w:tcPr>
+          <w:p>
+            <w:r>
+              <w:t xml:space="preserve">否</w:t>
+            </w:r>
+          </w:p>
+        </w:tc>
+        <w:tc>
+          <w:tcPr>
+            <w:tcW w:w="2400" w:type="dxa"/>
+          </w:tcPr>
+          <w:p>
+            <w:r>
+              <w:t xml:space="preserve">下拉 请选择</w:t>
+            </w:r>
+          </w:p>
+        </w:tc>
+      </w:tr>
+      <w:tr>
+        <w:tc>
+          <w:tcPr>
+            <w:tcW w:w="2400" w:type="dxa"/>
+          </w:tcPr>
+          <w:p>
+            <w:r>
+              <w:t xml:space="preserve">空间大类</w:t>
+            </w:r>
+          </w:p>
+        </w:tc>
+        <w:tc>
+          <w:tcPr>
+            <w:tcW w:w="2400" w:type="dxa"/>
+          </w:tcPr>
+          <w:p>
+            <w:r>
+              <w:t xml:space="preserve">是</w:t>
+            </w:r>
+          </w:p>
+        </w:tc>
+        <w:tc>
+          <w:tcPr>
+            <w:tcW w:w="2400" w:type="dxa"/>
+          </w:tcPr>
+          <w:p>
+            <w:r>
+              <w:t xml:space="preserve">只读 办公空间</w:t>
+            </w:r>
+          </w:p>
+        </w:tc>
+      </w:tr>
+    </w:tbl>
+    <w:p>
+      <w:pPr>
+        <w:pStyle w:val="Heading2"/>
+      </w:pPr>
+      <w:r>
+        <w:t xml:space="preserve">8. 文档中心</w:t>
+      </w:r>
+    </w:p>
+    <w:p>
+      <w:pPr>
+        <w:pStyle w:val="Heading3"/>
+      </w:pPr>
+      <w:r>
+        <w:t xml:space="preserve">8.1 入口与页面结构</w:t>
+      </w:r>
+    </w:p>
+    <w:p>
+      <w:r>
+        <w:t xml:space="preserve">菜单：文档中心（path=document-center）；页面类型 document；左右分栏布局。</w:t>
+      </w:r>
+    </w:p>
+    <w:p>
+      <w:pPr>
+        <w:pStyle w:val="Heading3"/>
+      </w:pPr>
+      <w:r>
+        <w:t xml:space="preserve">8.2 筛选条件（严格按例图）</w:t>
+      </w:r>
+    </w:p>
+    <w:p>
+      <w:r>
+        <w:t xml:space="preserve">文档中心无传统多字段筛选区；仅下列 2 处筛选控件，不得增减：</w:t>
+      </w:r>
+    </w:p>
+    <w:tbl>
+      <w:tblPr>
+        <w:tblW w:w="0" w:type="auto"/>
+        <w:tblBorders>
+          <w:top w:val="single" w:sz="4" w:space="0" w:color="auto"/>
+          <w:left w:val="single" w:sz="4" w:space="0" w:color="auto"/>
+          <w:bottom w:val="single" w:sz="4" w:space="0" w:color="auto"/>
+          <w:right w:val="single" w:sz="4" w:space="0" w:color="auto"/>
+          <w:insideH w:val="single" w:sz="4" w:space="0" w:color="auto"/>
+          <w:insideV w:val="single" w:sz="4" w:space="0" w:color="auto"/>
+        </w:tblBorders>
+      </w:tblPr>
+      <w:tblGrid>
+        <w:gridCol w:w="2400"/>
+        <w:gridCol w:w="2400"/>
+        <w:gridCol w:w="2400"/>
+        <w:gridCol w:w="2400"/>
+      </w:tblGrid>
+      <w:tr>
+        <w:tc>
+          <w:tcPr>
+            <w:tcW w:w="2400" w:type="dxa"/>
+          </w:tcPr>
+          <w:p>
+            <w:r>
+              <w:rPr>
+                <w:b/>
+              </w:rPr>
+              <w:t xml:space="preserve">位置</w:t>
+            </w:r>
+          </w:p>
+        </w:tc>
+        <w:tc>
+          <w:tcPr>
+            <w:tcW w:w="2400" w:type="dxa"/>
+          </w:tcPr>
+          <w:p>
+            <w:r>
+              <w:rPr>
+                <w:b/>
+              </w:rPr>
+              <w:t xml:space="preserve">类型</w:t>
+            </w:r>
+          </w:p>
+        </w:tc>
+        <w:tc>
+          <w:tcPr>
+            <w:tcW w:w="2400" w:type="dxa"/>
+          </w:tcPr>
+          <w:p>
+            <w:r>
+              <w:rPr>
+                <w:b/>
+              </w:rPr>
+              <w:t xml:space="preserve">占位符</w:t>
+            </w:r>
+          </w:p>
+        </w:tc>
+        <w:tc>
+          <w:tcPr>
+            <w:tcW w:w="2400" w:type="dxa"/>
+          </w:tcPr>
+          <w:p>
+            <w:r>
+              <w:rPr>
+                <w:b/>
+              </w:rPr>
+              <w:t xml:space="preserve">说明</w:t>
+            </w:r>
+          </w:p>
+        </w:tc>
+      </w:tr>
+      <w:tr>
+        <w:tc>
+          <w:tcPr>
+            <w:tcW w:w="2400" w:type="dxa"/>
+          </w:tcPr>
+          <w:p>
+            <w:r>
+              <w:t xml:space="preserve">左侧项目栏顶部</w:t>
+            </w:r>
+          </w:p>
+        </w:tc>
+        <w:tc>
+          <w:tcPr>
+            <w:tcW w:w="2400" w:type="dxa"/>
+          </w:tcPr>
+          <w:p>
+            <w:r>
+              <w:t xml:space="preserve">input</w:t>
+            </w:r>
+          </w:p>
+        </w:tc>
+        <w:tc>
+          <w:tcPr>
+            <w:tcW w:w="2400" w:type="dxa"/>
+          </w:tcPr>
+          <w:p>
+            <w:r>
+              <w:t xml:space="preserve">请输入内容</w:t>
+            </w:r>
+          </w:p>
+        </w:tc>
+        <w:tc>
+          <w:tcPr>
+            <w:tcW w:w="2400" w:type="dxa"/>
+          </w:tcPr>
+          <w:p>
+            <w:r>
+              <w:t xml:space="preserve">搜索/过滤项目列表</w:t>
+            </w:r>
+          </w:p>
+        </w:tc>
+      </w:tr>
+      <w:tr>
+        <w:tc>
+          <w:tcPr>
+            <w:tcW w:w="2400" w:type="dxa"/>
+          </w:tcPr>
+          <w:p>
+            <w:r>
+              <w:t xml:space="preserve">右侧工具栏</w:t>
+            </w:r>
+          </w:p>
+        </w:tc>
+        <w:tc>
+          <w:tcPr>
+            <w:tcW w:w="2400" w:type="dxa"/>
+          </w:tcPr>
+          <w:p>
+            <w:r>
+              <w:t xml:space="preserve">select</w:t>
+            </w:r>
+          </w:p>
+        </w:tc>
+        <w:tc>
+          <w:tcPr>
+            <w:tcW w:w="2400" w:type="dxa"/>
+          </w:tcPr>
+          <w:p>
+            <w:r>
+              <w:t xml:space="preserve">请选择</w:t>
+            </w:r>
+          </w:p>
+        </w:tc>
+        <w:tc>
+          <w:tcPr>
+            <w:tcW w:w="2400" w:type="dxa"/>
+          </w:tcPr>
+          <w:p>
+            <w:r>
+              <w:t xml:space="preserve">文档类型/状态筛选下拉</w:t>
+            </w:r>
+          </w:p>
+        </w:tc>
+      </w:tr>
+    </w:tbl>
+    <w:p>
+      <w:pPr>
+        <w:pStyle w:val="Heading3"/>
+      </w:pPr>
+      <w:r>
+        <w:t xml:space="preserve">8.3 左侧 — 项目列表</w:t>
+      </w:r>
+    </w:p>
+    <w:p>
+      <w:r>
+        <w:t xml:space="preserve">Mock 项目：浦东惠南养护院项目；点击切换右侧文档列表上下文。</w:t>
+      </w:r>
+    </w:p>
+    <w:p>
+      <w:pPr>
+        <w:pStyle w:val="Heading3"/>
+      </w:pPr>
+      <w:r>
+        <w:t xml:space="preserve">8.4 右侧 — 工具栏</w:t>
+      </w:r>
+    </w:p>
+    <w:tbl>
+      <w:tblPr>
+        <w:tblW w:w="0" w:type="auto"/>
+        <w:tblBorders>
+          <w:top w:val="single" w:sz="4" w:space="0" w:color="auto"/>
+          <w:left w:val="single" w:sz="4" w:space="0" w:color="auto"/>
+          <w:bottom w:val="single" w:sz="4" w:space="0" w:color="auto"/>
+          <w:right w:val="single" w:sz="4" w:space="0" w:color="auto"/>
+          <w:insideH w:val="single" w:sz="4" w:space="0" w:color="auto"/>
+          <w:insideV w:val="single" w:sz="4" w:space="0" w:color="auto"/>
+        </w:tblBorders>
+      </w:tblPr>
+      <w:tblGrid>
+        <w:gridCol w:w="2400"/>
+        <w:gridCol w:w="2400"/>
+      </w:tblGrid>
+      <w:tr>
+        <w:tc>
+          <w:tcPr>
+            <w:tcW w:w="2400" w:type="dxa"/>
+          </w:tcPr>
+          <w:p>
+            <w:r>
+              <w:rPr>
+                <w:b/>
+              </w:rPr>
+              <w:t xml:space="preserve">按钮</w:t>
+            </w:r>
+          </w:p>
+        </w:tc>
+        <w:tc>
+          <w:tcPr>
+            <w:tcW w:w="2400" w:type="dxa"/>
+          </w:tcPr>
+          <w:p>
+            <w:r>
+              <w:rPr>
+                <w:b/>
+              </w:rPr>
+              <w:t xml:space="preserve">交互</w:t>
+            </w:r>
+          </w:p>
+        </w:tc>
+      </w:tr>
+      <w:tr>
+        <w:tc>
+          <w:tcPr>
+            <w:tcW w:w="2400" w:type="dxa"/>
+          </w:tcPr>
+          <w:p>
+            <w:r>
+              <w:t xml:space="preserve">上传文件 ▾</w:t>
+            </w:r>
+          </w:p>
+        </w:tc>
+        <w:tc>
+          <w:tcPr>
+            <w:tcW w:w="2400" w:type="dxa"/>
+          </w:tcPr>
+          <w:p>
+            <w:r>
+              <w:t xml:space="preserve">下拉：上传文件 / 上传文件夹</w:t>
+            </w:r>
+          </w:p>
+        </w:tc>
+      </w:tr>
+      <w:tr>
+        <w:tc>
+          <w:tcPr>
+            <w:tcW w:w="2400" w:type="dxa"/>
+          </w:tcPr>
+          <w:p>
+            <w:r>
+              <w:t xml:space="preserve">新建文件夹</w:t>
+            </w:r>
+          </w:p>
+        </w:tc>
+        <w:tc>
+          <w:tcPr>
+            <w:tcW w:w="2400" w:type="dxa"/>
+          </w:tcPr>
+          <w:p>
+            <w:r>
+              <w:t xml:space="preserve">打开「新建文件夹」弹窗</w:t>
+            </w:r>
+          </w:p>
+        </w:tc>
+      </w:tr>
+      <w:tr>
+        <w:tc>
+          <w:tcPr>
+            <w:tcW w:w="2400" w:type="dxa"/>
+          </w:tcPr>
+          <w:p>
+            <w:r>
+              <w:t xml:space="preserve">新建在线文档</w:t>
+            </w:r>
+          </w:p>
+        </w:tc>
+        <w:tc>
+          <w:tcPr>
+            <w:tcW w:w="2400" w:type="dxa"/>
+          </w:tcPr>
+          <w:p>
+            <w:r>
+              <w:t xml:space="preserve">打开富文本「新建在线文档」弹窗</w:t>
+            </w:r>
+          </w:p>
+        </w:tc>
+      </w:tr>
+    </w:tbl>
+    <w:p>
+      <w:r>
+        <w:t xml:space="preserve">视图切换：网格 / 列表（列表为默认）。</w:t>
+      </w:r>
+    </w:p>
+    <w:p>
+      <w:pPr>
+        <w:pStyle w:val="Heading3"/>
+      </w:pPr>
+      <w:r>
+        <w:t xml:space="preserve">8.5 文档列表</w:t>
+      </w:r>
+    </w:p>
+    <w:tbl>
+      <w:tblPr>
+        <w:tblW w:w="0" w:type="auto"/>
+        <w:tblBorders>
+          <w:top w:val="single" w:sz="4" w:space="0" w:color="auto"/>
+          <w:left w:val="single" w:sz="4" w:space="0" w:color="auto"/>
+          <w:bottom w:val="single" w:sz="4" w:space="0" w:color="auto"/>
+          <w:right w:val="single" w:sz="4" w:space="0" w:color="auto"/>
+          <w:insideH w:val="single" w:sz="4" w:space="0" w:color="auto"/>
+          <w:insideV w:val="single" w:sz="4" w:space="0" w:color="auto"/>
+        </w:tblBorders>
+      </w:tblPr>
+      <w:tblGrid>
+        <w:gridCol w:w="2400"/>
+        <w:gridCol w:w="2400"/>
+      </w:tblGrid>
+      <w:tr>
+        <w:tc>
+          <w:tcPr>
+            <w:tcW w:w="2400" w:type="dxa"/>
+          </w:tcPr>
+          <w:p>
+            <w:r>
+              <w:rPr>
+                <w:b/>
+              </w:rPr>
+              <w:t xml:space="preserve">列</w:t>
+            </w:r>
+          </w:p>
+        </w:tc>
+        <w:tc>
+          <w:tcPr>
+            <w:tcW w:w="2400" w:type="dxa"/>
+          </w:tcPr>
+          <w:p>
+            <w:r>
+              <w:rPr>
+                <w:b/>
+              </w:rPr>
+              <w:t xml:space="preserve">说明</w:t>
+            </w:r>
+          </w:p>
+        </w:tc>
+      </w:tr>
+      <w:tr>
+        <w:tc>
+          <w:tcPr>
+            <w:tcW w:w="2400" w:type="dxa"/>
+          </w:tcPr>
+          <w:p>
+            <w:r>
+              <w:t xml:space="preserve">名称</w:t>
+            </w:r>
+          </w:p>
+        </w:tc>
+        <w:tc>
+          <w:tcPr>
+            <w:tcW w:w="2400" w:type="dxa"/>
+          </w:tcPr>
+          <w:p>
+            <w:r>
+              <w:t xml:space="preserve">文件/文件夹名</w:t>
+            </w:r>
+          </w:p>
+        </w:tc>
+      </w:tr>
+      <w:tr>
+        <w:tc>
+          <w:tcPr>
+            <w:tcW w:w="2400" w:type="dxa"/>
+          </w:tcPr>
+          <w:p>
+            <w:r>
+              <w:t xml:space="preserve">类型</w:t>
+            </w:r>
+          </w:p>
+        </w:tc>
+        <w:tc>
+          <w:tcPr>
+            <w:tcW w:w="2400" w:type="dxa"/>
+          </w:tcPr>
+          <w:p>
+            <w:r>
+              <w:t xml:space="preserve">文件类型</w:t>
+            </w:r>
+          </w:p>
+        </w:tc>
+      </w:tr>
+      <w:tr>
+        <w:tc>
+          <w:tcPr>
+            <w:tcW w:w="2400" w:type="dxa"/>
+          </w:tcPr>
+          <w:p>
+            <w:r>
+              <w:t xml:space="preserve">上传日期</w:t>
+            </w:r>
+          </w:p>
+        </w:tc>
+        <w:tc>
+          <w:tcPr>
+            <w:tcW w:w="2400" w:type="dxa"/>
+          </w:tcPr>
+          <w:p>
+            <w:r>
+              <w:t xml:space="preserve">上传时间</w:t>
+            </w:r>
+          </w:p>
+        </w:tc>
+      </w:tr>
+    </w:tbl>
+    <w:p>
+      <w:r>
+        <w:t xml:space="preserve">分页：共 N 条；20 条/页。</w:t>
+      </w:r>
+    </w:p>
+    <w:p>
+      <w:pPr>
+        <w:pStyle w:val="Heading3"/>
+      </w:pPr>
+      <w:r>
+        <w:t xml:space="preserve">8.6 弹窗 — 上传文件夹</w:t>
+      </w:r>
+    </w:p>
+    <w:p>
+      <w:r>
+        <w:t xml:space="preserve">附件上传 *（上传文件按钮）；说明：video/bim/image/office/document/压缩/备份，单次最大 500MB；上传到文件夹 *（下拉）；提交/取消。</w:t>
+      </w:r>
+    </w:p>
+    <w:p>
+      <w:pPr>
+        <w:pStyle w:val="Heading3"/>
+      </w:pPr>
+      <w:r>
+        <w:t xml:space="preserve">8.7 弹窗 — 新建文件夹</w:t>
+      </w:r>
+    </w:p>
+    <w:p>
+      <w:r>
+        <w:t xml:space="preserve">文件夹名称 *；上传到文件夹 *（下拉 请选择上传到文件夹）；确定/取消。</w:t>
+      </w:r>
+    </w:p>
+    <w:p>
+      <w:pPr>
+        <w:pStyle w:val="Heading3"/>
+      </w:pPr>
+      <w:r>
+        <w:t xml:space="preserve">8.8 弹窗 — 新建在线文档</w:t>
+      </w:r>
+    </w:p>
+    <w:p>
+      <w:r>
+        <w:t xml:space="preserve">名称 *；文件夹 *（请选择上传到的文件夹）；富文本编辑器（正文/引用/列表/链接/图片/表格等工具栏）；确定/取消。</w:t>
+      </w:r>
+    </w:p>
+    <w:p>
+      <w:pPr>
+        <w:pStyle w:val="Heading2"/>
+      </w:pPr>
+      <w:r>
+        <w:t xml:space="preserve">9. 编码中心</w:t>
+      </w:r>
+    </w:p>
+    <w:p>
+      <w:pPr>
+        <w:pStyle w:val="Heading3"/>
+      </w:pPr>
+      <w:r>
+        <w:t xml:space="preserve">9.1 入口与页面结构</w:t>
+      </w:r>
+    </w:p>
+    <w:p>
+      <w:r>
+        <w:t xml:space="preserve">菜单：编码中心（path=coding-center）；页面类型 coding-list。</w:t>
+      </w:r>
+    </w:p>
+    <w:p>
+      <w:pPr>
+        <w:pStyle w:val="Heading3"/>
+      </w:pPr>
+      <w:r>
+        <w:t xml:space="preserve">9.2 筛选条件（严格按例图，共 7 项）</w:t>
+      </w:r>
+    </w:p>
+    <w:p>
+      <w:r>
+        <w:t xml:space="preserve">操作按钮：搜索、清空。不得增减下列字段。</w:t>
+      </w:r>
+    </w:p>
+    <w:tbl>
+      <w:tblPr>
+        <w:tblW w:w="0" w:type="auto"/>
+        <w:tblBorders>
+          <w:top w:val="single" w:sz="4" w:space="0" w:color="auto"/>
+          <w:left w:val="single" w:sz="4" w:space="0" w:color="auto"/>
+          <w:bottom w:val="single" w:sz="4" w:space="0" w:color="auto"/>
+          <w:right w:val="single" w:sz="4" w:space="0" w:color="auto"/>
+          <w:insideH w:val="single" w:sz="4" w:space="0" w:color="auto"/>
+          <w:insideV w:val="single" w:sz="4" w:space="0" w:color="auto"/>
+        </w:tblBorders>
+      </w:tblPr>
+      <w:tblGrid>
+        <w:gridCol w:w="2400"/>
+        <w:gridCol w:w="2400"/>
+        <w:gridCol w:w="2400"/>
+        <w:gridCol w:w="2400"/>
+        <w:gridCol w:w="2400"/>
+      </w:tblGrid>
+      <w:tr>
+        <w:tc>
+          <w:tcPr>
+            <w:tcW w:w="2400" w:type="dxa"/>
+          </w:tcPr>
+          <w:p>
+            <w:r>
+              <w:rPr>
+                <w:b/>
+              </w:rPr>
+              <w:t xml:space="preserve">序号</w:t>
+            </w:r>
+          </w:p>
+        </w:tc>
+        <w:tc>
+          <w:tcPr>
+            <w:tcW w:w="2400" w:type="dxa"/>
+          </w:tcPr>
+          <w:p>
+            <w:r>
+              <w:rPr>
+                <w:b/>
+              </w:rPr>
+              <w:t xml:space="preserve">字段 key</w:t>
+            </w:r>
+          </w:p>
+        </w:tc>
+        <w:tc>
+          <w:tcPr>
+            <w:tcW w:w="2400" w:type="dxa"/>
+          </w:tcPr>
+          <w:p>
+            <w:r>
+              <w:rPr>
+                <w:b/>
+              </w:rPr>
+              <w:t xml:space="preserve">标签</w:t>
+            </w:r>
+          </w:p>
+        </w:tc>
+        <w:tc>
+          <w:tcPr>
+            <w:tcW w:w="2400" w:type="dxa"/>
+          </w:tcPr>
+          <w:p>
+            <w:r>
+              <w:rPr>
+                <w:b/>
+              </w:rPr>
+              <w:t xml:space="preserve">类型</w:t>
+            </w:r>
+          </w:p>
+        </w:tc>
+        <w:tc>
+          <w:tcPr>
+            <w:tcW w:w="2400" w:type="dxa"/>
+          </w:tcPr>
+          <w:p>
+            <w:r>
+              <w:rPr>
+                <w:b/>
+              </w:rPr>
+              <w:t xml:space="preserve">占位符</w:t>
+            </w:r>
+          </w:p>
+        </w:tc>
+      </w:tr>
+      <w:tr>
+        <w:tc>
+          <w:tcPr>
+            <w:tcW w:w="2400" w:type="dxa"/>
+          </w:tcPr>
+          <w:p>
+            <w:r>
+              <w:t xml:space="preserve">1</w:t>
+            </w:r>
+          </w:p>
+        </w:tc>
+        <w:tc>
+          <w:tcPr>
+            <w:tcW w:w="2400" w:type="dxa"/>
+          </w:tcPr>
+          <w:p>
+            <w:r>
+              <w:t xml:space="preserve">category</w:t>
+            </w:r>
+          </w:p>
+        </w:tc>
+        <w:tc>
+          <w:tcPr>
+            <w:tcW w:w="2400" w:type="dxa"/>
+          </w:tcPr>
+          <w:p>
+            <w:r>
+              <w:t xml:space="preserve">类别</w:t>
+            </w:r>
+          </w:p>
+        </w:tc>
+        <w:tc>
+          <w:tcPr>
+            <w:tcW w:w="2400" w:type="dxa"/>
+          </w:tcPr>
+          <w:p>
+            <w:r>
+              <w:t xml:space="preserve">select</w:t>
+            </w:r>
+          </w:p>
+        </w:tc>
+        <w:tc>
+          <w:tcPr>
+            <w:tcW w:w="2400" w:type="dxa"/>
+          </w:tcPr>
+          <w:p>
+            <w:r>
+              <w:t xml:space="preserve">请选择 类别</w:t>
+            </w:r>
+          </w:p>
+        </w:tc>
+      </w:tr>
+      <w:tr>
+        <w:tc>
+          <w:tcPr>
+            <w:tcW w:w="2400" w:type="dxa"/>
+          </w:tcPr>
+          <w:p>
+            <w:r>
+              <w:t xml:space="preserve">2</w:t>
+            </w:r>
+          </w:p>
+        </w:tc>
+        <w:tc>
+          <w:tcPr>
+            <w:tcW w:w="2400" w:type="dxa"/>
+          </w:tcPr>
+          <w:p>
+            <w:r>
+              <w:t xml:space="preserve">code</w:t>
+            </w:r>
+          </w:p>
+        </w:tc>
+        <w:tc>
+          <w:tcPr>
+            <w:tcW w:w="2400" w:type="dxa"/>
+          </w:tcPr>
+          <w:p>
+            <w:r>
+              <w:t xml:space="preserve">CODE</w:t>
+            </w:r>
+          </w:p>
+        </w:tc>
+        <w:tc>
+          <w:tcPr>
+            <w:tcW w:w="2400" w:type="dxa"/>
+          </w:tcPr>
+          <w:p>
+            <w:r>
+              <w:t xml:space="preserve">input</w:t>
+            </w:r>
+          </w:p>
+        </w:tc>
+        <w:tc>
+          <w:tcPr>
+            <w:tcW w:w="2400" w:type="dxa"/>
+          </w:tcPr>
+          <w:p>
+            <w:r>
+              <w:t xml:space="preserve">请输入 CODE</w:t>
+            </w:r>
+          </w:p>
+        </w:tc>
+      </w:tr>
+      <w:tr>
+        <w:tc>
+          <w:tcPr>
+            <w:tcW w:w="2400" w:type="dxa"/>
+          </w:tcPr>
+          <w:p>
+            <w:r>
+              <w:t xml:space="preserve">3</w:t>
+            </w:r>
+          </w:p>
+        </w:tc>
+        <w:tc>
+          <w:tcPr>
+            <w:tcW w:w="2400" w:type="dxa"/>
+          </w:tcPr>
+          <w:p>
+            <w:r>
+              <w:t xml:space="preserve">codeEn</w:t>
+            </w:r>
+          </w:p>
+        </w:tc>
+        <w:tc>
+          <w:tcPr>
+            <w:tcW w:w="2400" w:type="dxa"/>
+          </w:tcPr>
+          <w:p>
+            <w:r>
+              <w:t xml:space="preserve">CODE_EN</w:t>
+            </w:r>
+          </w:p>
+        </w:tc>
+        <w:tc>
+          <w:tcPr>
+            <w:tcW w:w="2400" w:type="dxa"/>
+          </w:tcPr>
+          <w:p>
+            <w:r>
+              <w:t xml:space="preserve">input</w:t>
+            </w:r>
+          </w:p>
+        </w:tc>
+        <w:tc>
+          <w:tcPr>
+            <w:tcW w:w="2400" w:type="dxa"/>
+          </w:tcPr>
+          <w:p>
+            <w:r>
+              <w:t xml:space="preserve">请输入 CODE_EN</w:t>
+            </w:r>
+          </w:p>
+        </w:tc>
+      </w:tr>
+      <w:tr>
+        <w:tc>
+          <w:tcPr>
+            <w:tcW w:w="2400" w:type="dxa"/>
+          </w:tcPr>
+          <w:p>
+            <w:r>
+              <w:t xml:space="preserve">4</w:t>
+            </w:r>
+          </w:p>
+        </w:tc>
+        <w:tc>
+          <w:tcPr>
+            <w:tcW w:w="2400" w:type="dxa"/>
+          </w:tcPr>
+          <w:p>
+            <w:r>
+              <w:t xml:space="preserve">lv1</w:t>
+            </w:r>
+          </w:p>
+        </w:tc>
+        <w:tc>
+          <w:tcPr>
+            <w:tcW w:w="2400" w:type="dxa"/>
+          </w:tcPr>
+          <w:p>
+            <w:r>
+              <w:t xml:space="preserve">LV1</w:t>
+            </w:r>
+          </w:p>
+        </w:tc>
+        <w:tc>
+          <w:tcPr>
+            <w:tcW w:w="2400" w:type="dxa"/>
+          </w:tcPr>
+          <w:p>
+            <w:r>
+              <w:t xml:space="preserve">input</w:t>
+            </w:r>
+          </w:p>
+        </w:tc>
+        <w:tc>
+          <w:tcPr>
+            <w:tcW w:w="2400" w:type="dxa"/>
+          </w:tcPr>
+          <w:p>
+            <w:r>
+              <w:t xml:space="preserve">请输入 LV1</w:t>
+            </w:r>
+          </w:p>
+        </w:tc>
+      </w:tr>
+      <w:tr>
+        <w:tc>
+          <w:tcPr>
+            <w:tcW w:w="2400" w:type="dxa"/>
+          </w:tcPr>
+          <w:p>
+            <w:r>
+              <w:t xml:space="preserve">5</w:t>
+            </w:r>
+          </w:p>
+        </w:tc>
+        <w:tc>
+          <w:tcPr>
+            <w:tcW w:w="2400" w:type="dxa"/>
+          </w:tcPr>
+          <w:p>
+            <w:r>
+              <w:t xml:space="preserve">lv2</w:t>
+            </w:r>
+          </w:p>
+        </w:tc>
+        <w:tc>
+          <w:tcPr>
+            <w:tcW w:w="2400" w:type="dxa"/>
+          </w:tcPr>
+          <w:p>
+            <w:r>
+              <w:t xml:space="preserve">LV2</w:t>
+            </w:r>
+          </w:p>
+        </w:tc>
+        <w:tc>
+          <w:tcPr>
+            <w:tcW w:w="2400" w:type="dxa"/>
+          </w:tcPr>
+          <w:p>
+            <w:r>
+              <w:t xml:space="preserve">input</w:t>
+            </w:r>
+          </w:p>
+        </w:tc>
+        <w:tc>
+          <w:tcPr>
+            <w:tcW w:w="2400" w:type="dxa"/>
+          </w:tcPr>
+          <w:p>
+            <w:r>
+              <w:t xml:space="preserve">请输入 LV2</w:t>
+            </w:r>
+          </w:p>
+        </w:tc>
+      </w:tr>
+      <w:tr>
+        <w:tc>
+          <w:tcPr>
+            <w:tcW w:w="2400" w:type="dxa"/>
+          </w:tcPr>
+          <w:p>
+            <w:r>
+              <w:t xml:space="preserve">6</w:t>
+            </w:r>
+          </w:p>
+        </w:tc>
+        <w:tc>
+          <w:tcPr>
+            <w:tcW w:w="2400" w:type="dxa"/>
+          </w:tcPr>
+          <w:p>
+            <w:r>
+              <w:t xml:space="preserve">lv3</w:t>
+            </w:r>
+          </w:p>
+        </w:tc>
+        <w:tc>
+          <w:tcPr>
+            <w:tcW w:w="2400" w:type="dxa"/>
+          </w:tcPr>
+          <w:p>
+            <w:r>
+              <w:t xml:space="preserve">LV3_CN</w:t>
+            </w:r>
+          </w:p>
+        </w:tc>
+        <w:tc>
+          <w:tcPr>
+            <w:tcW w:w="2400" w:type="dxa"/>
+          </w:tcPr>
+          <w:p>
+            <w:r>
+              <w:t xml:space="preserve">input</w:t>
+            </w:r>
+          </w:p>
+        </w:tc>
+        <w:tc>
+          <w:tcPr>
+            <w:tcW w:w="2400" w:type="dxa"/>
+          </w:tcPr>
+          <w:p>
+            <w:r>
+              <w:t xml:space="preserve">请输入 LV3_CN</w:t>
+            </w:r>
+          </w:p>
+        </w:tc>
+      </w:tr>
+      <w:tr>
+        <w:tc>
+          <w:tcPr>
+            <w:tcW w:w="2400" w:type="dxa"/>
+          </w:tcPr>
+          <w:p>
+            <w:r>
+              <w:t xml:space="preserve">7</w:t>
+            </w:r>
+          </w:p>
+        </w:tc>
+        <w:tc>
+          <w:tcPr>
+            <w:tcW w:w="2400" w:type="dxa"/>
+          </w:tcPr>
+          <w:p>
+            <w:r>
+              <w:t xml:space="preserve">lv4</w:t>
+            </w:r>
+          </w:p>
+        </w:tc>
+        <w:tc>
+          <w:tcPr>
+            <w:tcW w:w="2400" w:type="dxa"/>
+          </w:tcPr>
+          <w:p>
+            <w:r>
+              <w:t xml:space="preserve">LV4</w:t>
+            </w:r>
+          </w:p>
+        </w:tc>
+        <w:tc>
+          <w:tcPr>
+            <w:tcW w:w="2400" w:type="dxa"/>
+          </w:tcPr>
+          <w:p>
+            <w:r>
+              <w:t xml:space="preserve">input</w:t>
+            </w:r>
+          </w:p>
+        </w:tc>
+        <w:tc>
+          <w:tcPr>
+            <w:tcW w:w="2400" w:type="dxa"/>
+          </w:tcPr>
+          <w:p>
+            <w:r>
+              <w:t xml:space="preserve">请输入 LV4</w:t>
+            </w:r>
+          </w:p>
+        </w:tc>
+      </w:tr>
+    </w:tbl>
+    <w:p>
+      <w:pPr>
+        <w:pStyle w:val="Heading3"/>
+      </w:pPr>
+      <w:r>
+        <w:t xml:space="preserve">9.3 工具栏</w:t>
+      </w:r>
+    </w:p>
+    <w:tbl>
+      <w:tblPr>
+        <w:tblW w:w="0" w:type="auto"/>
+        <w:tblBorders>
+          <w:top w:val="single" w:sz="4" w:space="0" w:color="auto"/>
+          <w:left w:val="single" w:sz="4" w:space="0" w:color="auto"/>
+          <w:bottom w:val="single" w:sz="4" w:space="0" w:color="auto"/>
+          <w:right w:val="single" w:sz="4" w:space="0" w:color="auto"/>
+          <w:insideH w:val="single" w:sz="4" w:space="0" w:color="auto"/>
+          <w:insideV w:val="single" w:sz="4" w:space="0" w:color="auto"/>
+        </w:tblBorders>
+      </w:tblPr>
+      <w:tblGrid>
+        <w:gridCol w:w="2400"/>
+        <w:gridCol w:w="2400"/>
+      </w:tblGrid>
+      <w:tr>
+        <w:tc>
+          <w:tcPr>
+            <w:tcW w:w="2400" w:type="dxa"/>
+          </w:tcPr>
+          <w:p>
+            <w:r>
+              <w:rPr>
+                <w:b/>
+              </w:rPr>
+              <w:t xml:space="preserve">按钮</w:t>
+            </w:r>
+          </w:p>
+        </w:tc>
+        <w:tc>
+          <w:tcPr>
+            <w:tcW w:w="2400" w:type="dxa"/>
+          </w:tcPr>
+          <w:p>
+            <w:r>
+              <w:rPr>
+                <w:b/>
+              </w:rPr>
+              <w:t xml:space="preserve">交互</w:t>
+            </w:r>
+          </w:p>
+        </w:tc>
+      </w:tr>
+      <w:tr>
+        <w:tc>
+          <w:tcPr>
+            <w:tcW w:w="2400" w:type="dxa"/>
+          </w:tcPr>
+          <w:p>
+            <w:r>
+              <w:t xml:space="preserve">+ 新增</w:t>
+            </w:r>
+          </w:p>
+        </w:tc>
+        <w:tc>
+          <w:tcPr>
+            <w:tcW w:w="2400" w:type="dxa"/>
+          </w:tcPr>
+          <w:p>
+            <w:r>
+              <w:t xml:space="preserve">打开「新增」弹窗</w:t>
+            </w:r>
+          </w:p>
+        </w:tc>
+      </w:tr>
+      <w:tr>
+        <w:tc>
+          <w:tcPr>
+            <w:tcW w:w="2400" w:type="dxa"/>
+          </w:tcPr>
+          <w:p>
+            <w:r>
+              <w:t xml:space="preserve">更新编码</w:t>
+            </w:r>
+          </w:p>
+        </w:tc>
+        <w:tc>
+          <w:tcPr>
+            <w:tcW w:w="2400" w:type="dxa"/>
+          </w:tcPr>
+          <w:p>
+            <w:r>
+              <w:t xml:space="preserve">打开「上传编码」Excel 弹窗</w:t>
+            </w:r>
+          </w:p>
+        </w:tc>
+      </w:tr>
+      <w:tr>
+        <w:tc>
+          <w:tcPr>
+            <w:tcW w:w="2400" w:type="dxa"/>
+          </w:tcPr>
+          <w:p>
+            <w:r>
+              <w:t xml:space="preserve">+ 定义编码及映射列</w:t>
+            </w:r>
+          </w:p>
+        </w:tc>
+        <w:tc>
+          <w:tcPr>
+            <w:tcW w:w="2400" w:type="dxa"/>
+          </w:tcPr>
+          <w:p>
+            <w:r>
+              <w:t xml:space="preserve">打开字段映射弹窗（左侧勾选/右侧拖拽排序）</w:t>
+            </w:r>
+          </w:p>
+        </w:tc>
+      </w:tr>
+      <w:tr>
+        <w:tc>
+          <w:tcPr>
+            <w:tcW w:w="2400" w:type="dxa"/>
+          </w:tcPr>
+          <w:p>
+            <w:r>
+              <w:t xml:space="preserve">资产分类设置</w:t>
+            </w:r>
+          </w:p>
+        </w:tc>
+        <w:tc>
+          <w:tcPr>
+            <w:tcW w:w="2400" w:type="dxa"/>
+          </w:tcPr>
+          <w:p>
+            <w:r>
+              <w:t xml:space="preserve">打开资产分类树（设备/空间 Tab）</w:t>
+            </w:r>
+          </w:p>
+        </w:tc>
+      </w:tr>
+      <w:tr>
+        <w:tc>
+          <w:tcPr>
+            <w:tcW w:w="2400" w:type="dxa"/>
+          </w:tcPr>
+          <w:p>
+            <w:r>
+              <w:t xml:space="preserve">下载编码模板</w:t>
+            </w:r>
+          </w:p>
+        </w:tc>
+        <w:tc>
+          <w:tcPr>
+            <w:tcW w:w="2400" w:type="dxa"/>
+          </w:tcPr>
+          <w:p>
+            <w:r>
+              <w:t xml:space="preserve">预览/下载 编码模板.xlsx</w:t>
+            </w:r>
+          </w:p>
+        </w:tc>
+      </w:tr>
+      <w:tr>
+        <w:tc>
+          <w:tcPr>
+            <w:tcW w:w="2400" w:type="dxa"/>
+          </w:tcPr>
+          <w:p>
+            <w:r>
+              <w:t xml:space="preserve">导出</w:t>
+            </w:r>
+          </w:p>
+        </w:tc>
+        <w:tc>
+          <w:tcPr>
+            <w:tcW w:w="2400" w:type="dxa"/>
+          </w:tcPr>
+          <w:p>
+            <w:r>
+              <w:t xml:space="preserve">导出编码列表</w:t>
+            </w:r>
+          </w:p>
+        </w:tc>
+      </w:tr>
+    </w:tbl>
+    <w:p>
+      <w:pPr>
+        <w:pStyle w:val="Heading3"/>
+      </w:pPr>
+      <w:r>
+        <w:t xml:space="preserve">9.4 列表字段</w:t>
+      </w:r>
+    </w:p>
+    <w:tbl>
+      <w:tblPr>
+        <w:tblW w:w="0" w:type="auto"/>
+        <w:tblBorders>
+          <w:top w:val="single" w:sz="4" w:space="0" w:color="auto"/>
+          <w:left w:val="single" w:sz="4" w:space="0" w:color="auto"/>
+          <w:bottom w:val="single" w:sz="4" w:space="0" w:color="auto"/>
+          <w:right w:val="single" w:sz="4" w:space="0" w:color="auto"/>
+          <w:insideH w:val="single" w:sz="4" w:space="0" w:color="auto"/>
+          <w:insideV w:val="single" w:sz="4" w:space="0" w:color="auto"/>
+        </w:tblBorders>
+      </w:tblPr>
+      <w:tblGrid>
+        <w:gridCol w:w="2400"/>
+        <w:gridCol w:w="2400"/>
+      </w:tblGrid>
+      <w:tr>
+        <w:tc>
+          <w:tcPr>
+            <w:tcW w:w="2400" w:type="dxa"/>
+          </w:tcPr>
+          <w:p>
+            <w:r>
+              <w:rPr>
+                <w:b/>
+              </w:rPr>
+              <w:t xml:space="preserve">列 key</w:t>
+            </w:r>
+          </w:p>
+        </w:tc>
+        <w:tc>
+          <w:tcPr>
+            <w:tcW w:w="2400" w:type="dxa"/>
+          </w:tcPr>
+          <w:p>
+            <w:r>
+              <w:rPr>
+                <w:b/>
+              </w:rPr>
+              <w:t xml:space="preserve">列名</w:t>
+            </w:r>
+          </w:p>
+        </w:tc>
+      </w:tr>
+      <w:tr>
+        <w:tc>
+          <w:tcPr>
+            <w:tcW w:w="2400" w:type="dxa"/>
+          </w:tcPr>
+          <w:p>
+            <w:r>
+              <w:t xml:space="preserve">id</w:t>
+            </w:r>
+          </w:p>
+        </w:tc>
+        <w:tc>
+          <w:tcPr>
+            <w:tcW w:w="2400" w:type="dxa"/>
+          </w:tcPr>
+          <w:p>
+            <w:r>
+              <w:t xml:space="preserve">ID</w:t>
+            </w:r>
+          </w:p>
+        </w:tc>
+      </w:tr>
+      <w:tr>
+        <w:tc>
+          <w:tcPr>
+            <w:tcW w:w="2400" w:type="dxa"/>
+          </w:tcPr>
+          <w:p>
+            <w:r>
+              <w:t xml:space="preserve">code</w:t>
+            </w:r>
+          </w:p>
+        </w:tc>
+        <w:tc>
+          <w:tcPr>
+            <w:tcW w:w="2400" w:type="dxa"/>
+          </w:tcPr>
+          <w:p>
+            <w:r>
+              <w:t xml:space="preserve">CODE</w:t>
+            </w:r>
+          </w:p>
+        </w:tc>
+      </w:tr>
+      <w:tr>
+        <w:tc>
+          <w:tcPr>
+            <w:tcW w:w="2400" w:type="dxa"/>
+          </w:tcPr>
+          <w:p>
+            <w:r>
+              <w:t xml:space="preserve">codeEn</w:t>
+            </w:r>
+          </w:p>
+        </w:tc>
+        <w:tc>
+          <w:tcPr>
+            <w:tcW w:w="2400" w:type="dxa"/>
+          </w:tcPr>
+          <w:p>
+            <w:r>
+              <w:t xml:space="preserve">CODE_EN</w:t>
+            </w:r>
+          </w:p>
+        </w:tc>
+      </w:tr>
+      <w:tr>
+        <w:tc>
+          <w:tcPr>
+            <w:tcW w:w="2400" w:type="dxa"/>
+          </w:tcPr>
+          <w:p>
+            <w:r>
+              <w:t xml:space="preserve">lv1</w:t>
+            </w:r>
+          </w:p>
+        </w:tc>
+        <w:tc>
+          <w:tcPr>
+            <w:tcW w:w="2400" w:type="dxa"/>
+          </w:tcPr>
+          <w:p>
+            <w:r>
+              <w:t xml:space="preserve">LV1</w:t>
+            </w:r>
+          </w:p>
+        </w:tc>
+      </w:tr>
+      <w:tr>
+        <w:tc>
+          <w:tcPr>
+            <w:tcW w:w="2400" w:type="dxa"/>
+          </w:tcPr>
+          <w:p>
+            <w:r>
+              <w:t xml:space="preserve">lv2</w:t>
+            </w:r>
+          </w:p>
+        </w:tc>
+        <w:tc>
+          <w:tcPr>
+            <w:tcW w:w="2400" w:type="dxa"/>
+          </w:tcPr>
+          <w:p>
+            <w:r>
+              <w:t xml:space="preserve">LV2</w:t>
+            </w:r>
+          </w:p>
+        </w:tc>
+      </w:tr>
+      <w:tr>
+        <w:tc>
+          <w:tcPr>
+            <w:tcW w:w="2400" w:type="dxa"/>
+          </w:tcPr>
+          <w:p>
+            <w:r>
+              <w:t xml:space="preserve">lv3</w:t>
+            </w:r>
+          </w:p>
+        </w:tc>
+        <w:tc>
+          <w:tcPr>
+            <w:tcW w:w="2400" w:type="dxa"/>
+          </w:tcPr>
+          <w:p>
+            <w:r>
+              <w:t xml:space="preserve">LV3_CN</w:t>
+            </w:r>
+          </w:p>
+        </w:tc>
+      </w:tr>
+      <w:tr>
+        <w:tc>
+          <w:tcPr>
+            <w:tcW w:w="2400" w:type="dxa"/>
+          </w:tcPr>
+          <w:p>
+            <w:r>
+              <w:t xml:space="preserve">lv4</w:t>
+            </w:r>
+          </w:p>
+        </w:tc>
+        <w:tc>
+          <w:tcPr>
+            <w:tcW w:w="2400" w:type="dxa"/>
+          </w:tcPr>
+          <w:p>
+            <w:r>
+              <w:t xml:space="preserve">LV4</w:t>
+            </w:r>
+          </w:p>
+        </w:tc>
+      </w:tr>
+      <w:tr>
+        <w:tc>
+          <w:tcPr>
+            <w:tcW w:w="2400" w:type="dxa"/>
+          </w:tcPr>
+          <w:p>
+            <w:r>
+              <w:t xml:space="preserve">desc</w:t>
+            </w:r>
+          </w:p>
+        </w:tc>
+        <w:tc>
+          <w:tcPr>
+            <w:tcW w:w="2400" w:type="dxa"/>
+          </w:tcPr>
+          <w:p>
+            <w:r>
+              <w:t xml:space="preserve">Description</w:t>
+            </w:r>
+          </w:p>
+        </w:tc>
+      </w:tr>
+      <w:tr>
+        <w:tc>
+          <w:tcPr>
+            <w:tcW w:w="2400" w:type="dxa"/>
+          </w:tcPr>
+          <w:p>
+            <w:r>
+              <w:t xml:space="preserve">note</w:t>
+            </w:r>
+          </w:p>
+        </w:tc>
+        <w:tc>
+          <w:tcPr>
+            <w:tcW w:w="2400" w:type="dxa"/>
+          </w:tcPr>
+          <w:p>
+            <w:r>
+              <w:t xml:space="preserve">备注</w:t>
+            </w:r>
+          </w:p>
+        </w:tc>
+      </w:tr>
+      <w:tr>
+        <w:tc>
+          <w:tcPr>
+            <w:tcW w:w="2400" w:type="dxa"/>
+          </w:tcPr>
+          <w:p>
+            <w:r>
+              <w:t xml:space="preserve">color</w:t>
+            </w:r>
+          </w:p>
+        </w:tc>
+        <w:tc>
+          <w:tcPr>
+            <w:tcW w:w="2400" w:type="dxa"/>
+          </w:tcPr>
+          <w:p>
+            <w:r>
+              <w:t xml:space="preserve">颜色</w:t>
+            </w:r>
+          </w:p>
+        </w:tc>
+      </w:tr>
+    </w:tbl>
+    <w:p>
+      <w:r>
+        <w:t xml:space="preserve">分页：共 243 条；显示 10 条。</w:t>
+      </w:r>
+    </w:p>
+    <w:p>
+      <w:pPr>
+        <w:pStyle w:val="Heading3"/>
+      </w:pPr>
+      <w:r>
+        <w:t xml:space="preserve">9.5 行操作</w:t>
+      </w:r>
+    </w:p>
+    <w:tbl>
+      <w:tblPr>
+        <w:tblW w:w="0" w:type="auto"/>
+        <w:tblBorders>
+          <w:top w:val="single" w:sz="4" w:space="0" w:color="auto"/>
+          <w:left w:val="single" w:sz="4" w:space="0" w:color="auto"/>
+          <w:bottom w:val="single" w:sz="4" w:space="0" w:color="auto"/>
+          <w:right w:val="single" w:sz="4" w:space="0" w:color="auto"/>
+          <w:insideH w:val="single" w:sz="4" w:space="0" w:color="auto"/>
+          <w:insideV w:val="single" w:sz="4" w:space="0" w:color="auto"/>
+        </w:tblBorders>
+      </w:tblPr>
+      <w:tblGrid>
+        <w:gridCol w:w="2400"/>
+        <w:gridCol w:w="2400"/>
+      </w:tblGrid>
+      <w:tr>
+        <w:tc>
+          <w:tcPr>
+            <w:tcW w:w="2400" w:type="dxa"/>
+          </w:tcPr>
+          <w:p>
+            <w:r>
+              <w:rPr>
+                <w:b/>
+              </w:rPr>
+              <w:t xml:space="preserve">操作</w:t>
+            </w:r>
+          </w:p>
+        </w:tc>
+        <w:tc>
+          <w:tcPr>
+            <w:tcW w:w="2400" w:type="dxa"/>
+          </w:tcPr>
+          <w:p>
+            <w:r>
+              <w:rPr>
+                <w:b/>
+              </w:rPr>
+              <w:t xml:space="preserve">交互</w:t>
+            </w:r>
+          </w:p>
+        </w:tc>
+      </w:tr>
+      <w:tr>
+        <w:tc>
+          <w:tcPr>
+            <w:tcW w:w="2400" w:type="dxa"/>
+          </w:tcPr>
+          <w:p>
+            <w:r>
+              <w:t xml:space="preserve">查看</w:t>
+            </w:r>
+          </w:p>
+        </w:tc>
+        <w:tc>
+          <w:tcPr>
+            <w:tcW w:w="2400" w:type="dxa"/>
+          </w:tcPr>
+          <w:p>
+            <w:r>
+              <w:t xml:space="preserve">只读弹窗展示全部编码字段</w:t>
+            </w:r>
+          </w:p>
+        </w:tc>
+      </w:tr>
+      <w:tr>
+        <w:tc>
+          <w:tcPr>
+            <w:tcW w:w="2400" w:type="dxa"/>
+          </w:tcPr>
+          <w:p>
+            <w:r>
+              <w:t xml:space="preserve">编辑</w:t>
+            </w:r>
+          </w:p>
+        </w:tc>
+        <w:tc>
+          <w:tcPr>
+            <w:tcW w:w="2400" w:type="dxa"/>
+          </w:tcPr>
+          <w:p>
+            <w:r>
+              <w:t xml:space="preserve">编辑弹窗（类别*、ID、父级编码、CODE 等）</w:t>
+            </w:r>
+          </w:p>
+        </w:tc>
+      </w:tr>
+      <w:tr>
+        <w:tc>
+          <w:tcPr>
+            <w:tcW w:w="2400" w:type="dxa"/>
+          </w:tcPr>
+          <w:p>
+            <w:r>
+              <w:t xml:space="preserve">删除</w:t>
+            </w:r>
+          </w:p>
+        </w:tc>
+        <w:tc>
+          <w:tcPr>
+            <w:tcW w:w="2400" w:type="dxa"/>
+          </w:tcPr>
+          <w:p>
+            <w:r>
+              <w:t xml:space="preserve">确认后删除</w:t>
+            </w:r>
+          </w:p>
+        </w:tc>
+      </w:tr>
+      <w:tr>
+        <w:tc>
+          <w:tcPr>
+            <w:tcW w:w="2400" w:type="dxa"/>
+          </w:tcPr>
+          <w:p>
+            <w:r>
+              <w:t xml:space="preserve">设置颜色</w:t>
+            </w:r>
+          </w:p>
+        </w:tc>
+        <w:tc>
+          <w:tcPr>
+            <w:tcW w:w="2400" w:type="dxa"/>
+          </w:tcPr>
+          <w:p>
+            <w:r>
+              <w:t xml:space="preserve">颜色选择弹窗</w:t>
+            </w:r>
+          </w:p>
+        </w:tc>
+      </w:tr>
+    </w:tbl>
+    <w:p>
+      <w:pPr>
+        <w:pStyle w:val="Heading3"/>
+      </w:pPr>
+      <w:r>
+        <w:t xml:space="preserve">9.6 弹窗 — 新增/编辑编码</w:t>
+      </w:r>
+    </w:p>
+    <w:tbl>
+      <w:tblPr>
+        <w:tblW w:w="0" w:type="auto"/>
+        <w:tblBorders>
+          <w:top w:val="single" w:sz="4" w:space="0" w:color="auto"/>
+          <w:left w:val="single" w:sz="4" w:space="0" w:color="auto"/>
+          <w:bottom w:val="single" w:sz="4" w:space="0" w:color="auto"/>
+          <w:right w:val="single" w:sz="4" w:space="0" w:color="auto"/>
+          <w:insideH w:val="single" w:sz="4" w:space="0" w:color="auto"/>
+          <w:insideV w:val="single" w:sz="4" w:space="0" w:color="auto"/>
+        </w:tblBorders>
+      </w:tblPr>
+      <w:tblGrid>
+        <w:gridCol w:w="2400"/>
+        <w:gridCol w:w="2400"/>
+      </w:tblGrid>
+      <w:tr>
+        <w:tc>
+          <w:tcPr>
+            <w:tcW w:w="2400" w:type="dxa"/>
+          </w:tcPr>
+          <w:p>
+            <w:r>
+              <w:rPr>
+                <w:b/>
+              </w:rPr>
+              <w:t xml:space="preserve">字段</w:t>
+            </w:r>
+          </w:p>
+        </w:tc>
+        <w:tc>
+          <w:tcPr>
+            <w:tcW w:w="2400" w:type="dxa"/>
+          </w:tcPr>
+          <w:p>
+            <w:r>
+              <w:rPr>
+                <w:b/>
+              </w:rPr>
+              <w:t xml:space="preserve">必填</w:t>
+            </w:r>
+          </w:p>
+        </w:tc>
+      </w:tr>
+      <w:tr>
+        <w:tc>
+          <w:tcPr>
+            <w:tcW w:w="2400" w:type="dxa"/>
+          </w:tcPr>
+          <w:p>
+            <w:r>
+              <w:t xml:space="preserve">类别</w:t>
+            </w:r>
+          </w:p>
+        </w:tc>
+        <w:tc>
+          <w:tcPr>
+            <w:tcW w:w="2400" w:type="dxa"/>
+          </w:tcPr>
+          <w:p>
+            <w:r>
+              <w:t xml:space="preserve">是</w:t>
+            </w:r>
+          </w:p>
+        </w:tc>
+      </w:tr>
+      <w:tr>
+        <w:tc>
+          <w:tcPr>
+            <w:tcW w:w="2400" w:type="dxa"/>
+          </w:tcPr>
+          <w:p>
+            <w:r>
+              <w:t xml:space="preserve">ID</w:t>
+            </w:r>
+          </w:p>
+        </w:tc>
+        <w:tc>
+          <w:tcPr>
+            <w:tcW w:w="2400" w:type="dxa"/>
+          </w:tcPr>
+          <w:p>
+            <w:r>
+              <w:t xml:space="preserve">否</w:t>
+            </w:r>
+          </w:p>
+        </w:tc>
+      </w:tr>
+      <w:tr>
+        <w:tc>
+          <w:tcPr>
+            <w:tcW w:w="2400" w:type="dxa"/>
+          </w:tcPr>
+          <w:p>
+            <w:r>
+              <w:t xml:space="preserve">父级编码</w:t>
+            </w:r>
+          </w:p>
+        </w:tc>
+        <w:tc>
+          <w:tcPr>
+            <w:tcW w:w="2400" w:type="dxa"/>
+          </w:tcPr>
+          <w:p>
+            <w:r>
+              <w:t xml:space="preserve">否</w:t>
+            </w:r>
+          </w:p>
+        </w:tc>
+      </w:tr>
+      <w:tr>
+        <w:tc>
+          <w:tcPr>
+            <w:tcW w:w="2400" w:type="dxa"/>
+          </w:tcPr>
+          <w:p>
+            <w:r>
+              <w:t xml:space="preserve">CODE</w:t>
+            </w:r>
+          </w:p>
+        </w:tc>
+        <w:tc>
+          <w:tcPr>
+            <w:tcW w:w="2400" w:type="dxa"/>
+          </w:tcPr>
+          <w:p>
+            <w:r>
+              <w:t xml:space="preserve">否</w:t>
+            </w:r>
+          </w:p>
+        </w:tc>
+      </w:tr>
+      <w:tr>
+        <w:tc>
+          <w:tcPr>
+            <w:tcW w:w="2400" w:type="dxa"/>
+          </w:tcPr>
+          <w:p>
+            <w:r>
+              <w:t xml:space="preserve">CODE_EN</w:t>
+            </w:r>
+          </w:p>
+        </w:tc>
+        <w:tc>
+          <w:tcPr>
+            <w:tcW w:w="2400" w:type="dxa"/>
+          </w:tcPr>
+          <w:p>
+            <w:r>
+              <w:t xml:space="preserve">否</w:t>
+            </w:r>
+          </w:p>
+        </w:tc>
+      </w:tr>
+      <w:tr>
+        <w:tc>
+          <w:tcPr>
+            <w:tcW w:w="2400" w:type="dxa"/>
+          </w:tcPr>
+          <w:p>
+            <w:r>
+              <w:t xml:space="preserve">LV1</w:t>
+            </w:r>
+          </w:p>
+        </w:tc>
+        <w:tc>
+          <w:tcPr>
+            <w:tcW w:w="2400" w:type="dxa"/>
+          </w:tcPr>
+          <w:p>
+            <w:r>
+              <w:t xml:space="preserve">否</w:t>
+            </w:r>
+          </w:p>
+        </w:tc>
+      </w:tr>
+      <w:tr>
+        <w:tc>
+          <w:tcPr>
+            <w:tcW w:w="2400" w:type="dxa"/>
+          </w:tcPr>
+          <w:p>
+            <w:r>
+              <w:t xml:space="preserve">LV2</w:t>
+            </w:r>
+          </w:p>
+        </w:tc>
+        <w:tc>
+          <w:tcPr>
+            <w:tcW w:w="2400" w:type="dxa"/>
+          </w:tcPr>
+          <w:p>
+            <w:r>
+              <w:t xml:space="preserve">否</w:t>
+            </w:r>
+          </w:p>
+        </w:tc>
+      </w:tr>
+      <w:tr>
+        <w:tc>
+          <w:tcPr>
+            <w:tcW w:w="2400" w:type="dxa"/>
+          </w:tcPr>
+          <w:p>
+            <w:r>
+              <w:t xml:space="preserve">LV3_CN</w:t>
+            </w:r>
+          </w:p>
+        </w:tc>
+        <w:tc>
+          <w:tcPr>
+            <w:tcW w:w="2400" w:type="dxa"/>
+          </w:tcPr>
+          <w:p>
+            <w:r>
+              <w:t xml:space="preserve">否</w:t>
+            </w:r>
+          </w:p>
+        </w:tc>
+      </w:tr>
+      <w:tr>
+        <w:tc>
+          <w:tcPr>
+            <w:tcW w:w="2400" w:type="dxa"/>
+          </w:tcPr>
+          <w:p>
+            <w:r>
+              <w:t xml:space="preserve">LV4</w:t>
+            </w:r>
+          </w:p>
+        </w:tc>
+        <w:tc>
+          <w:tcPr>
+            <w:tcW w:w="2400" w:type="dxa"/>
+          </w:tcPr>
+          <w:p>
+            <w:r>
+              <w:t xml:space="preserve">否</w:t>
+            </w:r>
+          </w:p>
+        </w:tc>
+      </w:tr>
+      <w:tr>
+        <w:tc>
+          <w:tcPr>
+            <w:tcW w:w="2400" w:type="dxa"/>
+          </w:tcPr>
+          <w:p>
+            <w:r>
+              <w:t xml:space="preserve">Description</w:t>
+            </w:r>
+          </w:p>
+        </w:tc>
+        <w:tc>
+          <w:tcPr>
+            <w:tcW w:w="2400" w:type="dxa"/>
+          </w:tcPr>
+          <w:p>
+            <w:r>
+              <w:t xml:space="preserve">否</w:t>
+            </w:r>
+          </w:p>
+        </w:tc>
+      </w:tr>
+      <w:tr>
+        <w:tc>
+          <w:tcPr>
+            <w:tcW w:w="2400" w:type="dxa"/>
+          </w:tcPr>
+          <w:p>
+            <w:r>
+              <w:t xml:space="preserve">备注</w:t>
+            </w:r>
+          </w:p>
+        </w:tc>
+        <w:tc>
+          <w:tcPr>
+            <w:tcW w:w="2400" w:type="dxa"/>
+          </w:tcPr>
+          <w:p>
+            <w:r>
+              <w:t xml:space="preserve">否</w:t>
+            </w:r>
+          </w:p>
+        </w:tc>
+      </w:tr>
+    </w:tbl>
+    <w:p>
+      <w:r>
+        <w:t xml:space="preserve">编辑模式底部：修改 / 取消。</w:t>
+      </w:r>
+    </w:p>
+    <w:p>
+      <w:pPr>
+        <w:pStyle w:val="Heading3"/>
+      </w:pPr>
+      <w:r>
+        <w:t xml:space="preserve">9.7 其他弹窗</w:t>
+      </w:r>
+    </w:p>
+    <w:p>
+      <w:pPr>
+        <w:pStyle w:val="ListParagraph"/>
+        <w:numPr>
+          <w:ilvl w:val="0"/>
+          <w:numId w:val="1"/>
+        </w:numPr>
+      </w:pPr>
+      <w:r>
+        <w:t xml:space="preserve">定义编码及映射列：左侧编码数据复选框；右侧拖拽排序区</w:t>
+      </w:r>
+    </w:p>
+    <w:p>
+      <w:pPr>
+        <w:pStyle w:val="ListParagraph"/>
+        <w:numPr>
+          <w:ilvl w:val="0"/>
+          <w:numId w:val="1"/>
+        </w:numPr>
+      </w:pPr>
+      <w:r>
+        <w:t xml:space="preserve">资产分类设置：Tab 设备/空间；分类树多选</w:t>
+      </w:r>
+    </w:p>
+    <w:p>
+      <w:pPr>
+        <w:pStyle w:val="ListParagraph"/>
+        <w:numPr>
+          <w:ilvl w:val="0"/>
+          <w:numId w:val="1"/>
+        </w:numPr>
+      </w:pPr>
+      <w:r>
+        <w:t xml:space="preserve">上传编码：仅 Excel，拖动或点击上传</w:t>
+      </w:r>
+    </w:p>
+    <w:p>
+      <w:pPr>
+        <w:pStyle w:val="ListParagraph"/>
+        <w:numPr>
+          <w:ilvl w:val="0"/>
+          <w:numId w:val="1"/>
+        </w:numPr>
+      </w:pPr>
+      <w:r>
+        <w:t xml:space="preserve">设置颜色：颜色选择器；确定/取消</w:t>
+      </w:r>
+    </w:p>
+    <w:p>
+      <w:pPr>
+        <w:pStyle w:val="Heading2"/>
+      </w:pPr>
+      <w:r>
+        <w:t xml:space="preserve">10. 附录 — Mock 数据</w:t>
+      </w:r>
+    </w:p>
+    <w:p>
+      <w:pPr>
+        <w:pStyle w:val="Heading3"/>
+      </w:pPr>
+      <w:r>
+        <w:t xml:space="preserve">10.1 项目中心 rows（节选）</w:t>
+      </w:r>
+    </w:p>
+    <w:tbl>
+      <w:tblPr>
+        <w:tblW w:w="0" w:type="auto"/>
+        <w:tblBorders>
+          <w:top w:val="single" w:sz="4" w:space="0" w:color="auto"/>
+          <w:left w:val="single" w:sz="4" w:space="0" w:color="auto"/>
+          <w:bottom w:val="single" w:sz="4" w:space="0" w:color="auto"/>
+          <w:right w:val="single" w:sz="4" w:space="0" w:color="auto"/>
+          <w:insideH w:val="single" w:sz="4" w:space="0" w:color="auto"/>
+          <w:insideV w:val="single" w:sz="4" w:space="0" w:color="auto"/>
+        </w:tblBorders>
+      </w:tblPr>
+      <w:tblGrid>
+        <w:gridCol w:w="2400"/>
+        <w:gridCol w:w="2400"/>
+        <w:gridCol w:w="2400"/>
+        <w:gridCol w:w="2400"/>
+        <w:gridCol w:w="2400"/>
+      </w:tblGrid>
+      <w:tr>
+        <w:tc>
+          <w:tcPr>
+            <w:tcW w:w="2400" w:type="dxa"/>
+          </w:tcPr>
+          <w:p>
+            <w:r>
+              <w:rPr>
+                <w:b/>
+              </w:rPr>
+              <w:t xml:space="preserve">项目名称</w:t>
+            </w:r>
+          </w:p>
+        </w:tc>
+        <w:tc>
+          <w:tcPr>
+            <w:tcW w:w="2400" w:type="dxa"/>
+          </w:tcPr>
+          <w:p>
+            <w:r>
+              <w:rPr>
+                <w:b/>
+              </w:rPr>
+              <w:t xml:space="preserve">类型</w:t>
+            </w:r>
+          </w:p>
+        </w:tc>
+        <w:tc>
+          <w:tcPr>
+            <w:tcW w:w="2400" w:type="dxa"/>
+          </w:tcPr>
+          <w:p>
+            <w:r>
+              <w:rPr>
+                <w:b/>
+              </w:rPr>
+              <w:t xml:space="preserve">面积</w:t>
+            </w:r>
+          </w:p>
+        </w:tc>
+        <w:tc>
+          <w:tcPr>
+            <w:tcW w:w="2400" w:type="dxa"/>
+          </w:tcPr>
+          <w:p>
+            <w:r>
+              <w:rPr>
+                <w:b/>
+              </w:rPr>
+              <w:t xml:space="preserve">编码</w:t>
+            </w:r>
+          </w:p>
+        </w:tc>
+        <w:tc>
+          <w:tcPr>
+            <w:tcW w:w="2400" w:type="dxa"/>
+          </w:tcPr>
+          <w:p>
+            <w:r>
+              <w:rPr>
+                <w:b/>
+              </w:rPr>
+              <w:t xml:space="preserve">全景</w:t>
+            </w:r>
+          </w:p>
+        </w:tc>
+      </w:tr>
+      <w:tr>
+        <w:tc>
+          <w:tcPr>
+            <w:tcW w:w="2400" w:type="dxa"/>
+          </w:tcPr>
+          <w:p>
+            <w:r>
+              <w:t xml:space="preserve">浦东惠南养护院项目</w:t>
+            </w:r>
+          </w:p>
+        </w:tc>
+        <w:tc>
+          <w:tcPr>
+            <w:tcW w:w="2400" w:type="dxa"/>
+          </w:tcPr>
+          <w:p>
+            <w:r>
+              <w:t xml:space="preserve">公共建筑</w:t>
+            </w:r>
+          </w:p>
+        </w:tc>
+        <w:tc>
+          <w:tcPr>
+            <w:tcW w:w="2400" w:type="dxa"/>
+          </w:tcPr>
+          <w:p>
+            <w:r>
+              <w:t xml:space="preserve">32140</w:t>
+            </w:r>
+          </w:p>
+        </w:tc>
+        <w:tc>
+          <w:tcPr>
+            <w:tcW w:w="2400" w:type="dxa"/>
+          </w:tcPr>
+          <w:p>
+            <w:r>
+              <w:t xml:space="preserve">HNYHY</w:t>
+            </w:r>
+          </w:p>
+        </w:tc>
+        <w:tc>
+          <w:tcPr>
+            <w:tcW w:w="2400" w:type="dxa"/>
+          </w:tcPr>
+          <w:p>
+            <w:r>
+              <w:t xml:space="preserve">5195/否</w:t>
+            </w:r>
+          </w:p>
+        </w:tc>
+      </w:tr>
+      <w:tr>
+        <w:tc>
+          <w:tcPr>
+            <w:tcW w:w="2400" w:type="dxa"/>
+          </w:tcPr>
+          <w:p>
+            <w:r>
+              <w:t xml:space="preserve">黄浦区机关办公大楼</w:t>
+            </w:r>
+          </w:p>
+        </w:tc>
+        <w:tc>
+          <w:tcPr>
+            <w:tcW w:w="2400" w:type="dxa"/>
+          </w:tcPr>
+          <w:p>
+            <w:r>
+              <w:t xml:space="preserve">公共建筑</w:t>
+            </w:r>
+          </w:p>
+        </w:tc>
+        <w:tc>
+          <w:tcPr>
+            <w:tcW w:w="2400" w:type="dxa"/>
+          </w:tcPr>
+          <w:p>
+            <w:r>
+              <w:t xml:space="preserve">28500</w:t>
+            </w:r>
+          </w:p>
+        </w:tc>
+        <w:tc>
+          <w:tcPr>
+            <w:tcW w:w="2400" w:type="dxa"/>
+          </w:tcPr>
+          <w:p>
+            <w:r>
+              <w:t xml:space="preserve">HBLIC</w:t>
+            </w:r>
+          </w:p>
+        </w:tc>
+        <w:tc>
+          <w:tcPr>
+            <w:tcW w:w="2400" w:type="dxa"/>
+          </w:tcPr>
+          <w:p>
+            <w:r>
+              <w:t xml:space="preserve">2108/是</w:t>
+            </w:r>
+          </w:p>
+        </w:tc>
+      </w:tr>
+      <w:tr>
+        <w:tc>
+          <w:tcPr>
+            <w:tcW w:w="2400" w:type="dxa"/>
+          </w:tcPr>
+          <w:p>
+            <w:r>
+              <w:t xml:space="preserve">上海生物芯片智慧园区</w:t>
+            </w:r>
+          </w:p>
+        </w:tc>
+        <w:tc>
+          <w:tcPr>
+            <w:tcW w:w="2400" w:type="dxa"/>
+          </w:tcPr>
+          <w:p>
+            <w:r>
+              <w:t xml:space="preserve">园区</w:t>
+            </w:r>
+          </w:p>
+        </w:tc>
+        <w:tc>
+          <w:tcPr>
+            <w:tcW w:w="2400" w:type="dxa"/>
+          </w:tcPr>
+          <w:p>
+            <w:r>
+              <w:t xml:space="preserve">85600</w:t>
+            </w:r>
+          </w:p>
+        </w:tc>
+        <w:tc>
+          <w:tcPr>
+            <w:tcW w:w="2400" w:type="dxa"/>
+          </w:tcPr>
+          <w:p>
+            <w:r>
+              <w:t xml:space="preserve">SWXP</w:t>
+            </w:r>
+          </w:p>
+        </w:tc>
+        <w:tc>
+          <w:tcPr>
+            <w:tcW w:w="2400" w:type="dxa"/>
+          </w:tcPr>
+          <w:p>
+            <w:r>
+              <w:t xml:space="preserve">3201/是</w:t>
+            </w:r>
+          </w:p>
+        </w:tc>
+      </w:tr>
+    </w:tbl>
+    <w:p>
+      <w:pPr>
+        <w:pStyle w:val="Heading3"/>
+      </w:pPr>
+      <w:r>
+        <w:t xml:space="preserve">10.2 模型中心 left.rows</w:t>
+      </w:r>
+    </w:p>
+    <w:p>
+      <w:r>
+        <w:t xml:space="preserve">东楼、西楼、地下室、场地 — 均属浦东惠南养护院项目，园区设施设备=否。</w:t>
+      </w:r>
+    </w:p>
+    <w:p>
+      <w:pPr>
+        <w:pStyle w:val="Heading3"/>
+      </w:pPr>
+      <w:r>
+        <w:t xml:space="preserve">10.3 模型中心 right.rows</w:t>
+      </w:r>
+    </w:p>
+    <w:tbl>
+      <w:tblPr>
+        <w:tblW w:w="0" w:type="auto"/>
+        <w:tblBorders>
+          <w:top w:val="single" w:sz="4" w:space="0" w:color="auto"/>
+          <w:left w:val="single" w:sz="4" w:space="0" w:color="auto"/>
+          <w:bottom w:val="single" w:sz="4" w:space="0" w:color="auto"/>
+          <w:right w:val="single" w:sz="4" w:space="0" w:color="auto"/>
+          <w:insideH w:val="single" w:sz="4" w:space="0" w:color="auto"/>
+          <w:insideV w:val="single" w:sz="4" w:space="0" w:color="auto"/>
+        </w:tblBorders>
+      </w:tblPr>
+      <w:tblGrid>
+        <w:gridCol w:w="2400"/>
+        <w:gridCol w:w="2400"/>
+        <w:gridCol w:w="2400"/>
+      </w:tblGrid>
+      <w:tr>
+        <w:tc>
+          <w:tcPr>
+            <w:tcW w:w="2400" w:type="dxa"/>
+          </w:tcPr>
+          <w:p>
+            <w:r>
+              <w:rPr>
+                <w:b/>
+              </w:rPr>
+              <w:t xml:space="preserve">模型名称</w:t>
+            </w:r>
+          </w:p>
+        </w:tc>
+        <w:tc>
+          <w:tcPr>
+            <w:tcW w:w="2400" w:type="dxa"/>
+          </w:tcPr>
+          <w:p>
+            <w:r>
+              <w:rPr>
+                <w:b/>
+              </w:rPr>
+              <w:t xml:space="preserve">类型</w:t>
+            </w:r>
+          </w:p>
+        </w:tc>
+        <w:tc>
+          <w:tcPr>
+            <w:tcW w:w="2400" w:type="dxa"/>
+          </w:tcPr>
+          <w:p>
+            <w:r>
+              <w:rPr>
+                <w:b/>
+              </w:rPr>
+              <w:t xml:space="preserve">converted</w:t>
+            </w:r>
+          </w:p>
+        </w:tc>
+      </w:tr>
+      <w:tr>
+        <w:tc>
+          <w:tcPr>
+            <w:tcW w:w="2400" w:type="dxa"/>
+          </w:tcPr>
+          <w:p>
+            <w:r>
+              <w:t xml:space="preserve">惠南养护院东楼-土建-20250701.rvt</w:t>
+            </w:r>
+          </w:p>
+        </w:tc>
+        <w:tc>
+          <w:tcPr>
+            <w:tcW w:w="2400" w:type="dxa"/>
+          </w:tcPr>
+          <w:p>
+            <w:r>
+              <w:t xml:space="preserve">土建类型</w:t>
+            </w:r>
+          </w:p>
+        </w:tc>
+        <w:tc>
+          <w:tcPr>
+            <w:tcW w:w="2400" w:type="dxa"/>
+          </w:tcPr>
+          <w:p>
+            <w:r>
+              <w:t xml:space="preserve">是</w:t>
+            </w:r>
+          </w:p>
+        </w:tc>
+      </w:tr>
+      <w:tr>
+        <w:tc>
+          <w:tcPr>
+            <w:tcW w:w="2400" w:type="dxa"/>
+          </w:tcPr>
+          <w:p>
+            <w:r>
+              <w:t xml:space="preserve">惠南养护院东楼-机电-20250701.rvt</w:t>
+            </w:r>
+          </w:p>
+        </w:tc>
+        <w:tc>
+          <w:tcPr>
+            <w:tcW w:w="2400" w:type="dxa"/>
+          </w:tcPr>
+          <w:p>
+            <w:r>
+              <w:t xml:space="preserve">机电类型</w:t>
+            </w:r>
+          </w:p>
+        </w:tc>
+        <w:tc>
+          <w:tcPr>
+            <w:tcW w:w="2400" w:type="dxa"/>
+          </w:tcPr>
+          <w:p>
+            <w:r>
+              <w:t xml:space="preserve">否</w:t>
+            </w:r>
+          </w:p>
+        </w:tc>
+      </w:tr>
+      <w:tr>
+        <w:tc>
+          <w:tcPr>
+            <w:tcW w:w="2400" w:type="dxa"/>
+          </w:tcPr>
+          <w:p>
+            <w:r>
+              <w:t xml:space="preserve">惠南养护院地下室-土建-20250615.rvt</w:t>
+            </w:r>
+          </w:p>
+        </w:tc>
+        <w:tc>
+          <w:tcPr>
+            <w:tcW w:w="2400" w:type="dxa"/>
+          </w:tcPr>
+          <w:p>
+            <w:r>
+              <w:t xml:space="preserve">土建类型</w:t>
+            </w:r>
+          </w:p>
+        </w:tc>
+        <w:tc>
+          <w:tcPr>
+            <w:tcW w:w="2400" w:type="dxa"/>
+          </w:tcPr>
+          <w:p>
+            <w:r>
+              <w:t xml:space="preserve">是</w:t>
+            </w:r>
+          </w:p>
+        </w:tc>
+      </w:tr>
+    </w:tbl>
+    <w:p>
+      <w:pPr>
+        <w:pStyle w:val="Heading3"/>
+      </w:pPr>
+      <w:r>
+        <w:t xml:space="preserve">10.4 设备中心 rows（节选）</w:t>
+      </w:r>
+    </w:p>
+    <w:p>
+      <w:r>
+        <w:t xml:space="preserve">东楼/地下室设备：1080P智能人脸抓拍枪式摄像机、感烟火灾探测器、排烟风机等；关联模型=是。</w:t>
+      </w:r>
+    </w:p>
+    <w:p>
+      <w:pPr>
+        <w:pStyle w:val="Heading3"/>
+      </w:pPr>
+      <w:r>
+        <w:t xml:space="preserve">10.5 空间中心 rows</w:t>
+      </w:r>
+    </w:p>
+    <w:p>
+      <w:r>
+        <w:t xml:space="preserve">树形：东楼、地下室、场地；关联模型是/否。</w:t>
+      </w:r>
+    </w:p>
+    <w:p>
+      <w:pPr>
+        <w:pStyle w:val="Heading3"/>
+      </w:pPr>
+      <w:r>
+        <w:t xml:space="preserve">10.6 编码中心 rows（节选）</w:t>
+      </w:r>
+    </w:p>
+    <w:tbl>
+      <w:tblPr>
+        <w:tblW w:w="0" w:type="auto"/>
+        <w:tblBorders>
+          <w:top w:val="single" w:sz="4" w:space="0" w:color="auto"/>
+          <w:left w:val="single" w:sz="4" w:space="0" w:color="auto"/>
+          <w:bottom w:val="single" w:sz="4" w:space="0" w:color="auto"/>
+          <w:right w:val="single" w:sz="4" w:space="0" w:color="auto"/>
+          <w:insideH w:val="single" w:sz="4" w:space="0" w:color="auto"/>
+          <w:insideV w:val="single" w:sz="4" w:space="0" w:color="auto"/>
+        </w:tblBorders>
+      </w:tblPr>
+      <w:tblGrid>
+        <w:gridCol w:w="2400"/>
+        <w:gridCol w:w="2400"/>
+        <w:gridCol w:w="2400"/>
+        <w:gridCol w:w="2400"/>
+      </w:tblGrid>
+      <w:tr>
+        <w:tc>
+          <w:tcPr>
+            <w:tcW w:w="2400" w:type="dxa"/>
+          </w:tcPr>
+          <w:p>
+            <w:r>
+              <w:rPr>
+                <w:b/>
+              </w:rPr>
+              <w:t xml:space="preserve">ID</w:t>
+            </w:r>
+          </w:p>
+        </w:tc>
+        <w:tc>
+          <w:tcPr>
+            <w:tcW w:w="2400" w:type="dxa"/>
+          </w:tcPr>
+          <w:p>
+            <w:r>
+              <w:rPr>
+                <w:b/>
+              </w:rPr>
+              <w:t xml:space="preserve">CODE</w:t>
+            </w:r>
+          </w:p>
+        </w:tc>
+        <w:tc>
+          <w:tcPr>
+            <w:tcW w:w="2400" w:type="dxa"/>
+          </w:tcPr>
+          <w:p>
+            <w:r>
+              <w:rPr>
+                <w:b/>
+              </w:rPr>
+              <w:t xml:space="preserve">LV1</w:t>
+            </w:r>
+          </w:p>
+        </w:tc>
+        <w:tc>
+          <w:tcPr>
+            <w:tcW w:w="2400" w:type="dxa"/>
+          </w:tcPr>
+          <w:p>
+            <w:r>
+              <w:rPr>
+                <w:b/>
+              </w:rPr>
+              <w:t xml:space="preserve">LV3_CN</w:t>
+            </w:r>
+          </w:p>
+        </w:tc>
+      </w:tr>
+      <w:tr>
+        <w:tc>
+          <w:tcPr>
+            <w:tcW w:w="2400" w:type="dxa"/>
+          </w:tcPr>
+          <w:p>
+            <w:r>
+              <w:t xml:space="preserve">1001</w:t>
+            </w:r>
+          </w:p>
+        </w:tc>
+        <w:tc>
+          <w:tcPr>
+            <w:tcW w:w="2400" w:type="dxa"/>
+          </w:tcPr>
+          <w:p>
+            <w:r>
+              <w:t xml:space="preserve">YC-10.00.00</w:t>
+            </w:r>
+          </w:p>
+        </w:tc>
+        <w:tc>
+          <w:tcPr>
+            <w:tcW w:w="2400" w:type="dxa"/>
+          </w:tcPr>
+          <w:p>
+            <w:r>
+              <w:t xml:space="preserve">建筑</w:t>
+            </w:r>
+          </w:p>
+        </w:tc>
+        <w:tc>
+          <w:tcPr>
+            <w:tcW w:w="2400" w:type="dxa"/>
+          </w:tcPr>
+          <w:p>
+            <w:r>
+              <w:t xml:space="preserve">道路</w:t>
+            </w:r>
+          </w:p>
+        </w:tc>
+      </w:tr>
+      <w:tr>
+        <w:tc>
+          <w:tcPr>
+            <w:tcW w:w="2400" w:type="dxa"/>
+          </w:tcPr>
+          <w:p>
+            <w:r>
+              <w:t xml:space="preserve">1002</w:t>
+            </w:r>
+          </w:p>
+        </w:tc>
+        <w:tc>
+          <w:tcPr>
+            <w:tcW w:w="2400" w:type="dxa"/>
+          </w:tcPr>
+          <w:p>
+            <w:r>
+              <w:t xml:space="preserve">YC-10.01.00</w:t>
+            </w:r>
+          </w:p>
+        </w:tc>
+        <w:tc>
+          <w:tcPr>
+            <w:tcW w:w="2400" w:type="dxa"/>
+          </w:tcPr>
+          <w:p>
+            <w:r>
+              <w:t xml:space="preserve">建筑</w:t>
+            </w:r>
+          </w:p>
+        </w:tc>
+        <w:tc>
+          <w:tcPr>
+            <w:tcW w:w="2400" w:type="dxa"/>
+          </w:tcPr>
+          <w:p>
+            <w:r>
+              <w:t xml:space="preserve">湖泊</w:t>
+            </w:r>
+          </w:p>
+        </w:tc>
+      </w:tr>
+      <w:tr>
+        <w:tc>
+          <w:tcPr>
+            <w:tcW w:w="2400" w:type="dxa"/>
+          </w:tcPr>
+          <w:p>
+            <w:r>
+              <w:t xml:space="preserve">1005</w:t>
+            </w:r>
+          </w:p>
+        </w:tc>
+        <w:tc>
+          <w:tcPr>
+            <w:tcW w:w="2400" w:type="dxa"/>
+          </w:tcPr>
+          <w:p>
+            <w:r>
+              <w:t xml:space="preserve">YC-10.04.00</w:t>
+            </w:r>
+          </w:p>
+        </w:tc>
+        <w:tc>
+          <w:tcPr>
+            <w:tcW w:w="2400" w:type="dxa"/>
+          </w:tcPr>
+          <w:p>
+            <w:r>
+              <w:t xml:space="preserve">建筑</w:t>
+            </w:r>
+          </w:p>
+        </w:tc>
+        <w:tc>
+          <w:tcPr>
+            <w:tcW w:w="2400" w:type="dxa"/>
+          </w:tcPr>
+          <w:p>
+            <w:r>
+              <w:t xml:space="preserve">停车场</w:t>
+            </w:r>
+          </w:p>
+        </w:tc>
+      </w:tr>
+    </w:tbl>
+    <w:p>
+      <w:pPr>
+        <w:pStyle w:val="Heading2"/>
+      </w:pPr>
+      <w:r>
+        <w:t xml:space="preserve">11. 原型实现说明</w:t>
+      </w:r>
+    </w:p>
+    <w:tbl>
+      <w:tblPr>
+        <w:tblW w:w="0" w:type="auto"/>
+        <w:tblBorders>
+          <w:top w:val="single" w:sz="4" w:space="0" w:color="auto"/>
+          <w:left w:val="single" w:sz="4" w:space="0" w:color="auto"/>
+          <w:bottom w:val="single" w:sz="4" w:space="0" w:color="auto"/>
+          <w:right w:val="single" w:sz="4" w:space="0" w:color="auto"/>
+          <w:insideH w:val="single" w:sz="4" w:space="0" w:color="auto"/>
+          <w:insideV w:val="single" w:sz="4" w:space="0" w:color="auto"/>
+        </w:tblBorders>
+      </w:tblPr>
+      <w:tblGrid>
+        <w:gridCol w:w="2400"/>
+        <w:gridCol w:w="2400"/>
+      </w:tblGrid>
+      <w:tr>
+        <w:tc>
+          <w:tcPr>
+            <w:tcW w:w="2400" w:type="dxa"/>
+          </w:tcPr>
+          <w:p>
+            <w:r>
+              <w:rPr>
+                <w:b/>
+              </w:rPr>
               <w:t xml:space="preserve">项</w:t>
             </w:r>
           </w:p>
@@ -3731,17 +8508,61 @@
           </w:tcPr>
           <w:p>
             <w:r>
-              <w:t xml:space="preserve">行操作弹窗</w:t>
-            </w:r>
-          </w:p>
-        </w:tc>
-        <w:tc>
-          <w:tcPr>
-            <w:tcW w:w="2400" w:type="dxa"/>
-          </w:tcPr>
-          <w:p>
-            <w:r>
-              <w:t xml:space="preserve">已实现交互占位（点击打开对应弹窗/确认框）</w:t>
+              <w:t xml:space="preserve">项目/模型中心行操作弹窗</w:t>
+            </w:r>
+          </w:p>
+        </w:tc>
+        <w:tc>
+          <w:tcPr>
+            <w:tcW w:w="2400" w:type="dxa"/>
+          </w:tcPr>
+          <w:p>
+            <w:r>
+              <w:t xml:space="preserve">已实现交互占位</w:t>
+            </w:r>
+          </w:p>
+        </w:tc>
+      </w:tr>
+      <w:tr>
+        <w:tc>
+          <w:tcPr>
+            <w:tcW w:w="2400" w:type="dxa"/>
+          </w:tcPr>
+          <w:p>
+            <w:r>
+              <w:t xml:space="preserve">设备/空间/文档/编码中心弹窗</w:t>
+            </w:r>
+          </w:p>
+        </w:tc>
+        <w:tc>
+          <w:tcPr>
+            <w:tcW w:w="2400" w:type="dxa"/>
+          </w:tcPr>
+          <w:p>
+            <w:r>
+              <w:t xml:space="preserve">列表 UI 已实现；弹窗待后续迭代</w:t>
+            </w:r>
+          </w:p>
+        </w:tc>
+      </w:tr>
+      <w:tr>
+        <w:tc>
+          <w:tcPr>
+            <w:tcW w:w="2400" w:type="dxa"/>
+          </w:tcPr>
+          <w:p>
+            <w:r>
+              <w:t xml:space="preserve">编码中心工具栏</w:t>
+            </w:r>
+          </w:p>
+        </w:tc>
+        <w:tc>
+          <w:tcPr>
+            <w:tcW w:w="2400" w:type="dxa"/>
+          </w:tcPr>
+          <w:p>
+            <w:r>
+              <w:t xml:space="preserve">按钮文案与例图一致（含「+ 定义编码及映射列」）</w:t>
             </w:r>
           </w:p>
         </w:tc>
@@ -3815,7 +8636,7 @@
     </w:tbl>
     <w:p>
       <w:r>
-        <w:t xml:space="preserve">— 文档结束（后续版本补充：设备中心、空间中心、文档中心、编码中心、系统配置）—</w:t>
+        <w:t xml:space="preserve">— 文档结束（后续版本补充：系统配置子模块）—</w:t>
       </w:r>
     </w:p>
     <w:sectPr>
